--- a/Step 3/S-P_450-E3_concept_test-grp_Matias_Denis.docx
+++ b/Step 3/S-P_450-E3_concept_test-grp_Matias_Denis.docx
@@ -4,661 +4,1275 @@
   <w:body>
     <w:p>
       <w:pPr>
-        <w:pStyle w:val="Titre1"/>
-        <w:jc w:val="both"/>
-      </w:pPr>
-      <w:r>
+        <w:jc w:val="center"/>
+        <w:rPr>
+          <w:rFonts w:ascii="Arial" w:eastAsiaTheme="majorEastAsia" w:hAnsi="Arial" w:cs="Arial"/>
+          <w:color w:val="0F4761" w:themeColor="accent1" w:themeShade="BF"/>
+          <w:sz w:val="40"/>
+          <w:szCs w:val="40"/>
+        </w:rPr>
+      </w:pPr>
+    </w:p>
+    <w:p>
+      <w:pPr>
+        <w:jc w:val="center"/>
+        <w:rPr>
+          <w:rFonts w:ascii="Arial" w:eastAsiaTheme="majorEastAsia" w:hAnsi="Arial" w:cs="Arial"/>
+          <w:color w:val="0F4761" w:themeColor="accent1" w:themeShade="BF"/>
+          <w:sz w:val="40"/>
+          <w:szCs w:val="40"/>
+        </w:rPr>
+      </w:pPr>
+    </w:p>
+    <w:p>
+      <w:pPr>
+        <w:jc w:val="center"/>
+        <w:rPr>
+          <w:rFonts w:ascii="Arial" w:eastAsiaTheme="majorEastAsia" w:hAnsi="Arial" w:cs="Arial"/>
+          <w:color w:val="0F4761" w:themeColor="accent1" w:themeShade="BF"/>
+          <w:sz w:val="40"/>
+          <w:szCs w:val="40"/>
+        </w:rPr>
+      </w:pPr>
+    </w:p>
+    <w:p>
+      <w:pPr>
+        <w:jc w:val="center"/>
+        <w:rPr>
+          <w:rFonts w:ascii="Arial" w:eastAsiaTheme="majorEastAsia" w:hAnsi="Arial" w:cs="Arial"/>
+          <w:color w:val="0F4761" w:themeColor="accent1" w:themeShade="BF"/>
+          <w:sz w:val="40"/>
+          <w:szCs w:val="40"/>
+        </w:rPr>
+      </w:pPr>
+    </w:p>
+    <w:p>
+      <w:pPr>
+        <w:jc w:val="center"/>
+        <w:rPr>
+          <w:rFonts w:ascii="Arial" w:eastAsiaTheme="majorEastAsia" w:hAnsi="Arial" w:cs="Arial"/>
+          <w:color w:val="0F4761" w:themeColor="accent1" w:themeShade="BF"/>
+          <w:sz w:val="40"/>
+          <w:szCs w:val="40"/>
+        </w:rPr>
+      </w:pPr>
+    </w:p>
+    <w:p>
+      <w:pPr>
+        <w:jc w:val="center"/>
+        <w:rPr>
+          <w:rFonts w:ascii="Arial" w:eastAsiaTheme="majorEastAsia" w:hAnsi="Arial" w:cs="Arial"/>
+          <w:color w:val="0F4761" w:themeColor="accent1" w:themeShade="BF"/>
+          <w:sz w:val="40"/>
+          <w:szCs w:val="40"/>
+        </w:rPr>
+      </w:pPr>
+      <w:r>
+        <w:rPr>
+          <w:rFonts w:ascii="Arial" w:eastAsiaTheme="majorEastAsia" w:hAnsi="Arial" w:cs="Arial"/>
+          <w:color w:val="0F4761" w:themeColor="accent1" w:themeShade="BF"/>
+          <w:sz w:val="40"/>
+          <w:szCs w:val="40"/>
+        </w:rPr>
         <w:t>Concept de test</w:t>
       </w:r>
     </w:p>
     <w:p>
       <w:pPr>
-        <w:jc w:val="both"/>
-        <w:rPr>
+        <w:jc w:val="center"/>
+        <w:rPr>
+          <w:rFonts w:ascii="Arial" w:eastAsiaTheme="majorEastAsia" w:hAnsi="Arial" w:cs="Arial"/>
+          <w:color w:val="0F4761" w:themeColor="accent1" w:themeShade="BF"/>
+          <w:sz w:val="40"/>
+          <w:szCs w:val="40"/>
+        </w:rPr>
+      </w:pPr>
+      <w:r>
+        <w:rPr>
+          <w:rFonts w:ascii="Arial" w:eastAsiaTheme="majorEastAsia" w:hAnsi="Arial" w:cs="Arial"/>
+          <w:color w:val="0F4761" w:themeColor="accent1" w:themeShade="BF"/>
+          <w:sz w:val="40"/>
+          <w:szCs w:val="40"/>
+        </w:rPr>
+        <w:t>–</w:t>
+      </w:r>
+    </w:p>
+    <w:p>
+      <w:pPr>
+        <w:jc w:val="center"/>
+        <w:rPr>
+          <w:rFonts w:ascii="Arial" w:eastAsiaTheme="majorEastAsia" w:hAnsi="Arial" w:cs="Arial"/>
+          <w:color w:val="0F4761" w:themeColor="accent1" w:themeShade="BF"/>
+          <w:sz w:val="40"/>
+          <w:szCs w:val="40"/>
+        </w:rPr>
+      </w:pPr>
+      <w:r>
+        <w:rPr>
+          <w:rFonts w:ascii="Arial" w:eastAsiaTheme="majorEastAsia" w:hAnsi="Arial" w:cs="Arial"/>
+          <w:color w:val="0F4761" w:themeColor="accent1" w:themeShade="BF"/>
+          <w:sz w:val="40"/>
+          <w:szCs w:val="40"/>
+        </w:rPr>
+        <w:t xml:space="preserve">Projet </w:t>
+      </w:r>
+      <w:proofErr w:type="spellStart"/>
+      <w:r>
+        <w:rPr>
+          <w:rFonts w:ascii="Arial" w:eastAsiaTheme="majorEastAsia" w:hAnsi="Arial" w:cs="Arial"/>
+          <w:color w:val="0F4761" w:themeColor="accent1" w:themeShade="BF"/>
+          <w:sz w:val="40"/>
+          <w:szCs w:val="40"/>
+        </w:rPr>
+        <w:t>TaskTimer</w:t>
+      </w:r>
+      <w:proofErr w:type="spellEnd"/>
+      <w:r>
+        <w:rPr>
+          <w:rFonts w:ascii="Arial" w:eastAsiaTheme="majorEastAsia" w:hAnsi="Arial" w:cs="Arial"/>
+          <w:color w:val="0F4761" w:themeColor="accent1" w:themeShade="BF"/>
+          <w:sz w:val="40"/>
+          <w:szCs w:val="40"/>
+        </w:rPr>
+        <w:t xml:space="preserve"> (P_450)</w:t>
+      </w:r>
+    </w:p>
+    <w:p>
+      <w:pPr>
+        <w:rPr>
+          <w:rFonts w:ascii="Arial" w:hAnsi="Arial" w:cs="Arial"/>
+        </w:rPr>
+      </w:pPr>
+    </w:p>
+    <w:p>
+      <w:pPr>
+        <w:rPr>
+          <w:rFonts w:ascii="Arial" w:hAnsi="Arial" w:cs="Arial"/>
+        </w:rPr>
+      </w:pPr>
+    </w:p>
+    <w:p>
+      <w:pPr>
+        <w:rPr>
+          <w:rFonts w:ascii="Arial" w:hAnsi="Arial" w:cs="Arial"/>
+        </w:rPr>
+      </w:pPr>
+    </w:p>
+    <w:p>
+      <w:pPr>
+        <w:rPr>
+          <w:rFonts w:ascii="Arial" w:hAnsi="Arial" w:cs="Arial"/>
+        </w:rPr>
+      </w:pPr>
+    </w:p>
+    <w:p>
+      <w:pPr>
+        <w:rPr>
+          <w:rFonts w:ascii="Arial" w:hAnsi="Arial" w:cs="Arial"/>
+        </w:rPr>
+      </w:pPr>
+    </w:p>
+    <w:p>
+      <w:pPr>
+        <w:rPr>
+          <w:rFonts w:ascii="Arial" w:hAnsi="Arial" w:cs="Arial"/>
+        </w:rPr>
+      </w:pPr>
+    </w:p>
+    <w:p>
+      <w:pPr>
+        <w:rPr>
+          <w:rFonts w:ascii="Arial" w:hAnsi="Arial" w:cs="Arial"/>
+        </w:rPr>
+      </w:pPr>
+    </w:p>
+    <w:p>
+      <w:pPr>
+        <w:rPr>
+          <w:rFonts w:ascii="Arial" w:hAnsi="Arial" w:cs="Arial"/>
+        </w:rPr>
+      </w:pPr>
+    </w:p>
+    <w:p>
+      <w:pPr>
+        <w:jc w:val="center"/>
+        <w:rPr>
+          <w:rFonts w:ascii="Arial" w:hAnsi="Arial" w:cs="Arial"/>
+        </w:rPr>
+      </w:pPr>
+      <w:r>
+        <w:rPr>
+          <w:rFonts w:ascii="Arial" w:hAnsi="Arial" w:cs="Arial"/>
           <w:b/>
           <w:bCs/>
         </w:rPr>
-      </w:pPr>
-      <w:r>
-        <w:rPr>
+        <w:t>Auteur :</w:t>
+      </w:r>
+      <w:r>
+        <w:rPr>
+          <w:rFonts w:ascii="Arial" w:hAnsi="Arial" w:cs="Arial"/>
+        </w:rPr>
+        <w:t xml:space="preserve"> Matias Denis</w:t>
+      </w:r>
+    </w:p>
+    <w:p>
+      <w:pPr>
+        <w:jc w:val="center"/>
+        <w:rPr>
+          <w:rFonts w:ascii="Arial" w:hAnsi="Arial" w:cs="Arial"/>
+        </w:rPr>
+      </w:pPr>
+      <w:r>
+        <w:rPr>
+          <w:rFonts w:ascii="Arial" w:hAnsi="Arial" w:cs="Arial"/>
           <w:b/>
           <w:bCs/>
         </w:rPr>
-        <w:t>1. Objectifs du test</w:t>
-      </w:r>
-    </w:p>
-    <w:p>
-      <w:pPr>
-        <w:jc w:val="both"/>
-      </w:pPr>
-      <w:r>
-        <w:t xml:space="preserve">La campagne de tests sur l'application </w:t>
-      </w:r>
-      <w:proofErr w:type="spellStart"/>
-      <w:r>
-        <w:rPr>
+        <w:t>Date :</w:t>
+      </w:r>
+      <w:r>
+        <w:rPr>
+          <w:rFonts w:ascii="Arial" w:hAnsi="Arial" w:cs="Arial"/>
+        </w:rPr>
+        <w:t xml:space="preserve"> 1</w:t>
+      </w:r>
+      <w:r>
+        <w:rPr>
+          <w:rFonts w:ascii="Arial" w:hAnsi="Arial" w:cs="Arial"/>
+        </w:rPr>
+        <w:t>8</w:t>
+      </w:r>
+      <w:r>
+        <w:rPr>
+          <w:rFonts w:ascii="Arial" w:hAnsi="Arial" w:cs="Arial"/>
+        </w:rPr>
+        <w:t xml:space="preserve"> </w:t>
+      </w:r>
+      <w:proofErr w:type="gramStart"/>
+      <w:r>
+        <w:rPr>
+          <w:rFonts w:ascii="Arial" w:hAnsi="Arial" w:cs="Arial"/>
+        </w:rPr>
+        <w:t>Février</w:t>
+      </w:r>
+      <w:proofErr w:type="gramEnd"/>
+      <w:r>
+        <w:rPr>
+          <w:rFonts w:ascii="Arial" w:hAnsi="Arial" w:cs="Arial"/>
+        </w:rPr>
+        <w:t xml:space="preserve"> 2026</w:t>
+      </w:r>
+    </w:p>
+    <w:p>
+      <w:pPr>
+        <w:jc w:val="center"/>
+        <w:rPr>
+          <w:rFonts w:ascii="Arial" w:hAnsi="Arial" w:cs="Arial"/>
+        </w:rPr>
+      </w:pPr>
+      <w:r>
+        <w:rPr>
+          <w:rFonts w:ascii="Arial" w:hAnsi="Arial" w:cs="Arial"/>
           <w:b/>
           <w:bCs/>
         </w:rPr>
+        <w:t>Objectif :</w:t>
+      </w:r>
+      <w:r>
+        <w:rPr>
+          <w:rFonts w:ascii="Arial" w:hAnsi="Arial" w:cs="Arial"/>
+        </w:rPr>
+        <w:t xml:space="preserve"> Définir le cadre global, la vision et les limites des activités de test pour évaluer la qualité de l'application </w:t>
+      </w:r>
+      <w:proofErr w:type="spellStart"/>
+      <w:r>
+        <w:rPr>
+          <w:rFonts w:ascii="Arial" w:hAnsi="Arial" w:cs="Arial"/>
+        </w:rPr>
         <w:t>TaskTimer</w:t>
       </w:r>
       <w:proofErr w:type="spellEnd"/>
       <w:r>
-        <w:t xml:space="preserve"> vise à :</w:t>
-      </w:r>
-    </w:p>
-    <w:p>
-      <w:pPr>
+        <w:rPr>
+          <w:rFonts w:ascii="Arial" w:hAnsi="Arial" w:cs="Arial"/>
+        </w:rPr>
+        <w:t xml:space="preserve"> livrée par </w:t>
+      </w:r>
+      <w:proofErr w:type="spellStart"/>
+      <w:r>
+        <w:rPr>
+          <w:rFonts w:ascii="Arial" w:hAnsi="Arial" w:cs="Arial"/>
+        </w:rPr>
+        <w:t>DevFactory</w:t>
+      </w:r>
+      <w:proofErr w:type="spellEnd"/>
+    </w:p>
+    <w:p>
+      <w:pPr>
+        <w:rPr>
+          <w:rFonts w:ascii="Arial" w:hAnsi="Arial" w:cs="Arial"/>
+        </w:rPr>
+      </w:pPr>
+    </w:p>
+    <w:p>
+      <w:pPr>
+        <w:rPr>
+          <w:rFonts w:ascii="Arial" w:hAnsi="Arial" w:cs="Arial"/>
+        </w:rPr>
+      </w:pPr>
+      <w:r>
+        <w:rPr>
+          <w:rFonts w:ascii="Arial" w:hAnsi="Arial" w:cs="Arial"/>
+        </w:rPr>
+        <w:br w:type="page"/>
+      </w:r>
+    </w:p>
+    <w:p>
+      <w:pPr>
+        <w:pStyle w:val="Titre2"/>
         <w:numPr>
           <w:ilvl w:val="0"/>
-          <w:numId w:val="5"/>
+          <w:numId w:val="10"/>
         </w:numPr>
-        <w:jc w:val="both"/>
-      </w:pPr>
-      <w:r>
-        <w:rPr>
+        <w:rPr>
+          <w:rFonts w:ascii="Arial" w:hAnsi="Arial" w:cs="Arial"/>
+        </w:rPr>
+      </w:pPr>
+      <w:r>
+        <w:rPr>
+          <w:rFonts w:ascii="Arial" w:hAnsi="Arial" w:cs="Arial"/>
+        </w:rPr>
+        <w:lastRenderedPageBreak/>
+        <w:t>Objectifs du test</w:t>
+      </w:r>
+    </w:p>
+    <w:p>
+      <w:pPr>
+        <w:rPr>
+          <w:rFonts w:ascii="Arial" w:hAnsi="Arial" w:cs="Arial"/>
+        </w:rPr>
+      </w:pPr>
+      <w:r>
+        <w:rPr>
+          <w:rFonts w:ascii="Arial" w:hAnsi="Arial" w:cs="Arial"/>
+        </w:rPr>
+        <w:t xml:space="preserve">La campagne de tests vise à répondre aux exigences de qualité </w:t>
+      </w:r>
+      <w:proofErr w:type="gramStart"/>
+      <w:r>
+        <w:rPr>
+          <w:rFonts w:ascii="Arial" w:hAnsi="Arial" w:cs="Arial"/>
+        </w:rPr>
+        <w:t>suivantes:</w:t>
+      </w:r>
+      <w:proofErr w:type="gramEnd"/>
+    </w:p>
+    <w:p>
+      <w:pPr>
+        <w:pStyle w:val="Paragraphedeliste"/>
+        <w:numPr>
+          <w:ilvl w:val="0"/>
+          <w:numId w:val="11"/>
+        </w:numPr>
+        <w:rPr>
+          <w:rFonts w:ascii="Arial" w:hAnsi="Arial" w:cs="Arial"/>
+        </w:rPr>
+      </w:pPr>
+      <w:r>
+        <w:rPr>
+          <w:rFonts w:ascii="Arial" w:hAnsi="Arial" w:cs="Arial"/>
           <w:b/>
           <w:bCs/>
         </w:rPr>
-        <w:t>Garantir la fiabilité du CRUD</w:t>
-      </w:r>
-      <w:r>
-        <w:t xml:space="preserve"> : S'assurer que la création, la lecture, la mise à jour et la suppression des tâches fonctionnent sans perte de données ou erreurs d'affichage.</w:t>
-      </w:r>
-    </w:p>
-    <w:p>
-      <w:pPr>
+        <w:t>Fiabilité du CRUD :</w:t>
+      </w:r>
+      <w:r>
+        <w:rPr>
+          <w:rFonts w:ascii="Arial" w:hAnsi="Arial" w:cs="Arial"/>
+        </w:rPr>
+        <w:t xml:space="preserve"> Valider que les opérations de création, lecture, mise à jour et suppression sont persistantes et sans perte de données.</w:t>
+      </w:r>
+    </w:p>
+    <w:p>
+      <w:pPr>
+        <w:pStyle w:val="Paragraphedeliste"/>
         <w:numPr>
           <w:ilvl w:val="0"/>
-          <w:numId w:val="5"/>
+          <w:numId w:val="11"/>
         </w:numPr>
-        <w:jc w:val="both"/>
-      </w:pPr>
-      <w:r>
-        <w:rPr>
+        <w:rPr>
+          <w:rFonts w:ascii="Arial" w:hAnsi="Arial" w:cs="Arial"/>
+        </w:rPr>
+      </w:pPr>
+      <w:r>
+        <w:rPr>
+          <w:rFonts w:ascii="Arial" w:hAnsi="Arial" w:cs="Arial"/>
           <w:b/>
           <w:bCs/>
         </w:rPr>
-        <w:t>Valider l'intégrité des données</w:t>
-      </w:r>
-      <w:r>
-        <w:t xml:space="preserve"> : Vérifier que les règles métier (titre obligatoire, formats de priorité valides) sont strictement appliquées par le backend.</w:t>
-      </w:r>
-    </w:p>
-    <w:p>
-      <w:pPr>
+        <w:t>Conformité aux règles métier :</w:t>
+      </w:r>
+      <w:r>
+        <w:rPr>
+          <w:rFonts w:ascii="Arial" w:hAnsi="Arial" w:cs="Arial"/>
+        </w:rPr>
+        <w:t xml:space="preserve"> S'assurer que les contraintes de validation (</w:t>
+      </w:r>
+      <w:proofErr w:type="gramStart"/>
+      <w:r>
+        <w:rPr>
+          <w:rFonts w:ascii="Arial" w:hAnsi="Arial" w:cs="Arial"/>
+        </w:rPr>
+        <w:t>ex:</w:t>
+      </w:r>
+      <w:proofErr w:type="gramEnd"/>
+      <w:r>
+        <w:rPr>
+          <w:rFonts w:ascii="Arial" w:hAnsi="Arial" w:cs="Arial"/>
+        </w:rPr>
+        <w:t xml:space="preserve"> titre obligatoire) sont respectées par le backend.</w:t>
+      </w:r>
+    </w:p>
+    <w:p>
+      <w:pPr>
+        <w:pStyle w:val="Paragraphedeliste"/>
         <w:numPr>
           <w:ilvl w:val="0"/>
-          <w:numId w:val="5"/>
+          <w:numId w:val="11"/>
         </w:numPr>
-        <w:jc w:val="both"/>
-      </w:pPr>
-      <w:r>
-        <w:rPr>
+        <w:rPr>
+          <w:rFonts w:ascii="Arial" w:hAnsi="Arial" w:cs="Arial"/>
+        </w:rPr>
+      </w:pPr>
+      <w:r>
+        <w:rPr>
+          <w:rFonts w:ascii="Arial" w:hAnsi="Arial" w:cs="Arial"/>
           <w:b/>
           <w:bCs/>
         </w:rPr>
-        <w:t>Assurer la cohérence UI/API</w:t>
-      </w:r>
-      <w:r>
-        <w:t xml:space="preserve"> : Éliminer les bugs de synchronisation visuelle (comme l'ajout optimiste défectueux) et de mapping de données entre le frontend Vue 3 et l'API </w:t>
-      </w:r>
-      <w:proofErr w:type="spellStart"/>
-      <w:r>
-        <w:t>AdonisJS</w:t>
-      </w:r>
-      <w:proofErr w:type="spellEnd"/>
-      <w:r>
-        <w:t>.</w:t>
-      </w:r>
-    </w:p>
-    <w:p>
-      <w:pPr>
+        <w:t>Exactitude de l'interface :</w:t>
+      </w:r>
+      <w:r>
+        <w:rPr>
+          <w:rFonts w:ascii="Arial" w:hAnsi="Arial" w:cs="Arial"/>
+        </w:rPr>
+        <w:t xml:space="preserve"> Éliminer les désynchronisations visuelles et garantir que l'UI reflète strictement l'état réel de l'API.</w:t>
+      </w:r>
+    </w:p>
+    <w:p>
+      <w:pPr>
+        <w:pStyle w:val="Paragraphedeliste"/>
         <w:numPr>
           <w:ilvl w:val="0"/>
-          <w:numId w:val="5"/>
+          <w:numId w:val="11"/>
         </w:numPr>
-        <w:jc w:val="both"/>
-      </w:pPr>
-      <w:r>
-        <w:rPr>
+        <w:rPr>
+          <w:rFonts w:ascii="Arial" w:hAnsi="Arial" w:cs="Arial"/>
+        </w:rPr>
+      </w:pPr>
+      <w:r>
+        <w:rPr>
+          <w:rFonts w:ascii="Arial" w:hAnsi="Arial" w:cs="Arial"/>
           <w:b/>
           <w:bCs/>
         </w:rPr>
-        <w:t>Améliorer l'expérience utilisateur (UX)</w:t>
-      </w:r>
-      <w:r>
-        <w:t xml:space="preserve"> : Corriger les défauts cosmétiques et ergonomiques pour une interface professionnelle.</w:t>
-      </w:r>
-    </w:p>
-    <w:p>
-      <w:pPr>
-        <w:jc w:val="both"/>
-        <w:rPr>
+        <w:t>Qualité cosmétique :</w:t>
+      </w:r>
+      <w:r>
+        <w:rPr>
+          <w:rFonts w:ascii="Arial" w:hAnsi="Arial" w:cs="Arial"/>
+        </w:rPr>
+        <w:t xml:space="preserve"> Vérifier le respect de la charte graphique et la correction des libellés imposés par le client.</w:t>
+      </w:r>
+    </w:p>
+    <w:p>
+      <w:pPr>
+        <w:rPr>
+          <w:rFonts w:ascii="Arial" w:hAnsi="Arial" w:cs="Arial"/>
+        </w:rPr>
+      </w:pPr>
+    </w:p>
+    <w:p>
+      <w:pPr>
+        <w:pStyle w:val="Titre2"/>
+        <w:numPr>
+          <w:ilvl w:val="0"/>
+          <w:numId w:val="10"/>
+        </w:numPr>
+        <w:rPr>
+          <w:rFonts w:ascii="Arial" w:hAnsi="Arial" w:cs="Arial"/>
+        </w:rPr>
+      </w:pPr>
+      <w:r>
+        <w:rPr>
+          <w:rFonts w:ascii="Arial" w:hAnsi="Arial" w:cs="Arial"/>
+        </w:rPr>
+        <w:t>Périmètre du test</w:t>
+      </w:r>
+    </w:p>
+    <w:p>
+      <w:pPr>
+        <w:rPr>
+          <w:rFonts w:ascii="Arial" w:hAnsi="Arial" w:cs="Arial"/>
+        </w:rPr>
+      </w:pPr>
+      <w:r>
+        <w:rPr>
+          <w:rFonts w:ascii="Arial" w:hAnsi="Arial" w:cs="Arial"/>
+        </w:rPr>
+        <w:t xml:space="preserve">Le périmètre définit ce qui sera rigoureusement </w:t>
+      </w:r>
+      <w:proofErr w:type="gramStart"/>
+      <w:r>
+        <w:rPr>
+          <w:rFonts w:ascii="Arial" w:hAnsi="Arial" w:cs="Arial"/>
+        </w:rPr>
+        <w:t>vérifié:</w:t>
+      </w:r>
+      <w:proofErr w:type="gramEnd"/>
+    </w:p>
+    <w:p>
+      <w:pPr>
+        <w:pStyle w:val="Paragraphedeliste"/>
+        <w:numPr>
+          <w:ilvl w:val="0"/>
+          <w:numId w:val="12"/>
+        </w:numPr>
+        <w:rPr>
+          <w:rFonts w:ascii="Arial" w:hAnsi="Arial" w:cs="Arial"/>
+        </w:rPr>
+      </w:pPr>
+      <w:r>
+        <w:rPr>
+          <w:rFonts w:ascii="Arial" w:hAnsi="Arial" w:cs="Arial"/>
+        </w:rPr>
+        <w:t>Éléments inclus (In Scope) :</w:t>
+      </w:r>
+    </w:p>
+    <w:p>
+      <w:pPr>
+        <w:pStyle w:val="Paragraphedeliste"/>
+        <w:numPr>
+          <w:ilvl w:val="1"/>
+          <w:numId w:val="12"/>
+        </w:numPr>
+        <w:rPr>
+          <w:rFonts w:ascii="Arial" w:hAnsi="Arial" w:cs="Arial"/>
+        </w:rPr>
+      </w:pPr>
+      <w:r>
+        <w:rPr>
+          <w:rFonts w:ascii="Arial" w:hAnsi="Arial" w:cs="Arial"/>
+        </w:rPr>
+        <w:t>Le cycle de vie complet d'une tâche (Backend API + Frontend UI).</w:t>
+      </w:r>
+    </w:p>
+    <w:p>
+      <w:pPr>
+        <w:pStyle w:val="Paragraphedeliste"/>
+        <w:numPr>
+          <w:ilvl w:val="1"/>
+          <w:numId w:val="12"/>
+        </w:numPr>
+        <w:rPr>
+          <w:rFonts w:ascii="Arial" w:hAnsi="Arial" w:cs="Arial"/>
+        </w:rPr>
+      </w:pPr>
+      <w:r>
+        <w:rPr>
+          <w:rFonts w:ascii="Arial" w:hAnsi="Arial" w:cs="Arial"/>
+        </w:rPr>
+        <w:t xml:space="preserve">La logique de validation des données via </w:t>
+      </w:r>
+      <w:proofErr w:type="spellStart"/>
+      <w:r>
+        <w:rPr>
+          <w:rFonts w:ascii="Arial" w:hAnsi="Arial" w:cs="Arial"/>
+        </w:rPr>
+        <w:t>VineJS</w:t>
+      </w:r>
+      <w:proofErr w:type="spellEnd"/>
+      <w:r>
+        <w:rPr>
+          <w:rFonts w:ascii="Arial" w:hAnsi="Arial" w:cs="Arial"/>
+        </w:rPr>
+        <w:t xml:space="preserve"> (Backend).</w:t>
+      </w:r>
+    </w:p>
+    <w:p>
+      <w:pPr>
+        <w:pStyle w:val="Paragraphedeliste"/>
+        <w:numPr>
+          <w:ilvl w:val="1"/>
+          <w:numId w:val="12"/>
+        </w:numPr>
+        <w:rPr>
+          <w:rFonts w:ascii="Arial" w:hAnsi="Arial" w:cs="Arial"/>
+        </w:rPr>
+      </w:pPr>
+      <w:r>
+        <w:rPr>
+          <w:rFonts w:ascii="Arial" w:hAnsi="Arial" w:cs="Arial"/>
+        </w:rPr>
+        <w:t>L'accessibilité et la conformité visuelle (Couleurs, libellés, messages d'erreur).</w:t>
+      </w:r>
+    </w:p>
+    <w:p>
+      <w:pPr>
+        <w:pStyle w:val="Paragraphedeliste"/>
+        <w:numPr>
+          <w:ilvl w:val="0"/>
+          <w:numId w:val="12"/>
+        </w:numPr>
+        <w:rPr>
+          <w:rFonts w:ascii="Arial" w:hAnsi="Arial" w:cs="Arial"/>
+        </w:rPr>
+      </w:pPr>
+      <w:r>
+        <w:rPr>
+          <w:rFonts w:ascii="Arial" w:hAnsi="Arial" w:cs="Arial"/>
+        </w:rPr>
+        <w:t>Éléments exclus (Out of Scope) :</w:t>
+      </w:r>
+    </w:p>
+    <w:p>
+      <w:pPr>
+        <w:pStyle w:val="Paragraphedeliste"/>
+        <w:numPr>
+          <w:ilvl w:val="1"/>
+          <w:numId w:val="12"/>
+        </w:numPr>
+        <w:rPr>
+          <w:rFonts w:ascii="Arial" w:hAnsi="Arial" w:cs="Arial"/>
+        </w:rPr>
+      </w:pPr>
+      <w:r>
+        <w:rPr>
+          <w:rFonts w:ascii="Arial" w:hAnsi="Arial" w:cs="Arial"/>
+        </w:rPr>
+        <w:t>La gestion de l'authentification et des sessions utilisateurs.</w:t>
+      </w:r>
+    </w:p>
+    <w:p>
+      <w:pPr>
+        <w:pStyle w:val="Paragraphedeliste"/>
+        <w:numPr>
+          <w:ilvl w:val="1"/>
+          <w:numId w:val="12"/>
+        </w:numPr>
+        <w:rPr>
+          <w:rFonts w:ascii="Arial" w:hAnsi="Arial" w:cs="Arial"/>
+        </w:rPr>
+      </w:pPr>
+      <w:r>
+        <w:rPr>
+          <w:rFonts w:ascii="Arial" w:hAnsi="Arial" w:cs="Arial"/>
+        </w:rPr>
+        <w:t>Les tests de charge et de performance réseau.</w:t>
+      </w:r>
+    </w:p>
+    <w:p>
+      <w:pPr>
+        <w:pStyle w:val="Paragraphedeliste"/>
+        <w:numPr>
+          <w:ilvl w:val="1"/>
+          <w:numId w:val="12"/>
+        </w:numPr>
+        <w:rPr>
+          <w:rFonts w:ascii="Arial" w:hAnsi="Arial" w:cs="Arial"/>
+        </w:rPr>
+      </w:pPr>
+      <w:r>
+        <w:rPr>
+          <w:rFonts w:ascii="Arial" w:hAnsi="Arial" w:cs="Arial"/>
+        </w:rPr>
+        <w:t>La compatibilité avec des navigateurs obsolètes (</w:t>
+      </w:r>
+      <w:proofErr w:type="gramStart"/>
+      <w:r>
+        <w:rPr>
+          <w:rFonts w:ascii="Arial" w:hAnsi="Arial" w:cs="Arial"/>
+        </w:rPr>
+        <w:t>ex:</w:t>
+      </w:r>
+      <w:proofErr w:type="gramEnd"/>
+      <w:r>
+        <w:rPr>
+          <w:rFonts w:ascii="Arial" w:hAnsi="Arial" w:cs="Arial"/>
+        </w:rPr>
+        <w:t xml:space="preserve"> IE11).</w:t>
+      </w:r>
+    </w:p>
+    <w:p>
+      <w:pPr>
+        <w:rPr>
+          <w:rFonts w:ascii="Arial" w:hAnsi="Arial" w:cs="Arial"/>
+        </w:rPr>
+      </w:pPr>
+    </w:p>
+    <w:p>
+      <w:pPr>
+        <w:pStyle w:val="Titre2"/>
+        <w:numPr>
+          <w:ilvl w:val="0"/>
+          <w:numId w:val="10"/>
+        </w:numPr>
+        <w:rPr>
+          <w:rFonts w:ascii="Arial" w:hAnsi="Arial" w:cs="Arial"/>
+        </w:rPr>
+      </w:pPr>
+      <w:r>
+        <w:rPr>
+          <w:rFonts w:ascii="Arial" w:hAnsi="Arial" w:cs="Arial"/>
+        </w:rPr>
+        <w:t>Typologie des tests</w:t>
+      </w:r>
+    </w:p>
+    <w:p>
+      <w:pPr>
+        <w:rPr>
+          <w:rFonts w:ascii="Arial" w:hAnsi="Arial" w:cs="Arial"/>
+        </w:rPr>
+      </w:pPr>
+      <w:r>
+        <w:rPr>
+          <w:rFonts w:ascii="Arial" w:hAnsi="Arial" w:cs="Arial"/>
+        </w:rPr>
+        <w:t xml:space="preserve">L'approche suit la pyramide des tests pour assurer une couverture </w:t>
+      </w:r>
+      <w:proofErr w:type="gramStart"/>
+      <w:r>
+        <w:rPr>
+          <w:rFonts w:ascii="Arial" w:hAnsi="Arial" w:cs="Arial"/>
+        </w:rPr>
+        <w:t>optimale:</w:t>
+      </w:r>
+      <w:proofErr w:type="gramEnd"/>
+    </w:p>
+    <w:p>
+      <w:pPr>
+        <w:pStyle w:val="Paragraphedeliste"/>
+        <w:numPr>
+          <w:ilvl w:val="0"/>
+          <w:numId w:val="13"/>
+        </w:numPr>
+        <w:rPr>
+          <w:rFonts w:ascii="Arial" w:hAnsi="Arial" w:cs="Arial"/>
+        </w:rPr>
+      </w:pPr>
+      <w:r>
+        <w:rPr>
+          <w:rFonts w:ascii="Arial" w:hAnsi="Arial" w:cs="Arial"/>
           <w:b/>
           <w:bCs/>
         </w:rPr>
-      </w:pPr>
-      <w:r>
-        <w:rPr>
+        <w:t>Tests Unitaires :</w:t>
+      </w:r>
+      <w:r>
+        <w:rPr>
+          <w:rFonts w:ascii="Arial" w:hAnsi="Arial" w:cs="Arial"/>
+        </w:rPr>
+        <w:t xml:space="preserve"> Validation isolée du </w:t>
+      </w:r>
+      <w:proofErr w:type="spellStart"/>
+      <w:r>
+        <w:rPr>
+          <w:rFonts w:ascii="Arial" w:hAnsi="Arial" w:cs="Arial"/>
+        </w:rPr>
+        <w:t>taskValidator</w:t>
+      </w:r>
+      <w:proofErr w:type="spellEnd"/>
+      <w:r>
+        <w:rPr>
+          <w:rFonts w:ascii="Arial" w:hAnsi="Arial" w:cs="Arial"/>
+        </w:rPr>
+        <w:t xml:space="preserve"> pour corriger l'acceptation des titres vides (Lien anomalie B-04).</w:t>
+      </w:r>
+    </w:p>
+    <w:p>
+      <w:pPr>
+        <w:pStyle w:val="Paragraphedeliste"/>
+        <w:numPr>
+          <w:ilvl w:val="0"/>
+          <w:numId w:val="13"/>
+        </w:numPr>
+        <w:rPr>
+          <w:rFonts w:ascii="Arial" w:hAnsi="Arial" w:cs="Arial"/>
+        </w:rPr>
+      </w:pPr>
+      <w:r>
+        <w:rPr>
+          <w:rFonts w:ascii="Arial" w:hAnsi="Arial" w:cs="Arial"/>
           <w:b/>
           <w:bCs/>
         </w:rPr>
-        <w:t>2. Périmètre du test</w:t>
-      </w:r>
-    </w:p>
-    <w:p>
-      <w:pPr>
+        <w:t>Tests d'Intégration (API) :</w:t>
+      </w:r>
+      <w:r>
+        <w:rPr>
+          <w:rFonts w:ascii="Arial" w:hAnsi="Arial" w:cs="Arial"/>
+        </w:rPr>
+        <w:t xml:space="preserve"> Vérification des codes HTTP (</w:t>
+      </w:r>
+      <w:proofErr w:type="gramStart"/>
+      <w:r>
+        <w:rPr>
+          <w:rFonts w:ascii="Arial" w:hAnsi="Arial" w:cs="Arial"/>
+        </w:rPr>
+        <w:t>ex:</w:t>
+      </w:r>
+      <w:proofErr w:type="gramEnd"/>
+      <w:r>
+        <w:rPr>
+          <w:rFonts w:ascii="Arial" w:hAnsi="Arial" w:cs="Arial"/>
+        </w:rPr>
+        <w:t xml:space="preserve"> 422, 201) et du format JSON des réponses (Lien anomalie B-06).</w:t>
+      </w:r>
+    </w:p>
+    <w:p>
+      <w:pPr>
+        <w:pStyle w:val="Paragraphedeliste"/>
         <w:numPr>
           <w:ilvl w:val="0"/>
-          <w:numId w:val="6"/>
+          <w:numId w:val="13"/>
         </w:numPr>
-        <w:jc w:val="both"/>
-      </w:pPr>
-      <w:r>
-        <w:rPr>
+        <w:rPr>
+          <w:rFonts w:ascii="Arial" w:hAnsi="Arial" w:cs="Arial"/>
+        </w:rPr>
+      </w:pPr>
+      <w:r>
+        <w:rPr>
+          <w:rFonts w:ascii="Arial" w:hAnsi="Arial" w:cs="Arial"/>
           <w:b/>
           <w:bCs/>
         </w:rPr>
-        <w:t>Fonctionnalités testées (In Scope) :</w:t>
-      </w:r>
-    </w:p>
-    <w:p>
-      <w:pPr>
-        <w:numPr>
-          <w:ilvl w:val="1"/>
-          <w:numId w:val="6"/>
-        </w:numPr>
-        <w:jc w:val="both"/>
-      </w:pPr>
-      <w:r>
-        <w:t>Gestion des tâches : Création, modification (titre, description, priorité), suppression et affichage de la liste.</w:t>
-      </w:r>
-    </w:p>
-    <w:p>
-      <w:pPr>
-        <w:numPr>
-          <w:ilvl w:val="1"/>
-          <w:numId w:val="6"/>
-        </w:numPr>
-        <w:jc w:val="both"/>
-      </w:pPr>
-      <w:r>
-        <w:t xml:space="preserve">Validation des formulaires : Contrôle des entrées côté client et serveur (validateur </w:t>
-      </w:r>
-      <w:proofErr w:type="spellStart"/>
-      <w:r>
-        <w:t>VineJS</w:t>
-      </w:r>
-      <w:proofErr w:type="spellEnd"/>
-      <w:r>
-        <w:t>).</w:t>
-      </w:r>
-    </w:p>
-    <w:p>
-      <w:pPr>
-        <w:numPr>
-          <w:ilvl w:val="1"/>
-          <w:numId w:val="6"/>
-        </w:numPr>
-        <w:jc w:val="both"/>
-      </w:pPr>
-      <w:r>
-        <w:t>Comportement asynchrone : Gestion des appels API, des états de chargement et des messages d'erreur.</w:t>
-      </w:r>
-    </w:p>
-    <w:p>
-      <w:pPr>
+        <w:t>Tests End-to-End (E2E) :</w:t>
+      </w:r>
+      <w:r>
+        <w:rPr>
+          <w:rFonts w:ascii="Arial" w:hAnsi="Arial" w:cs="Arial"/>
+        </w:rPr>
+        <w:t xml:space="preserve"> Simulation de parcours utilisateurs pour valider la suppression des doublons visuels et de l'ajout optimiste (Lien anomalie B-01).</w:t>
+      </w:r>
+    </w:p>
+    <w:p>
+      <w:pPr>
+        <w:pStyle w:val="Paragraphedeliste"/>
         <w:numPr>
           <w:ilvl w:val="0"/>
-          <w:numId w:val="6"/>
+          <w:numId w:val="13"/>
         </w:numPr>
-        <w:jc w:val="both"/>
-        <w:rPr>
+        <w:rPr>
+          <w:rFonts w:ascii="Arial" w:hAnsi="Arial" w:cs="Arial"/>
+        </w:rPr>
+      </w:pPr>
+      <w:r>
+        <w:rPr>
+          <w:rFonts w:ascii="Arial" w:hAnsi="Arial" w:cs="Arial"/>
+          <w:b/>
+          <w:bCs/>
+        </w:rPr>
+        <w:t>Tests UI/UX :</w:t>
+      </w:r>
+      <w:r>
+        <w:rPr>
+          <w:rFonts w:ascii="Arial" w:hAnsi="Arial" w:cs="Arial"/>
+        </w:rPr>
+        <w:t xml:space="preserve"> Revue manuelle de la charte graphique et des libellés (Lien anomalies B-07, B-08).</w:t>
+      </w:r>
+    </w:p>
+    <w:p>
+      <w:pPr>
+        <w:rPr>
+          <w:rFonts w:ascii="Arial" w:hAnsi="Arial" w:cs="Arial"/>
+        </w:rPr>
+      </w:pPr>
+    </w:p>
+    <w:p>
+      <w:pPr>
+        <w:rPr>
+          <w:rFonts w:ascii="Arial" w:hAnsi="Arial" w:cs="Arial"/>
+        </w:rPr>
+      </w:pPr>
+    </w:p>
+    <w:p>
+      <w:pPr>
+        <w:pStyle w:val="Titre2"/>
+        <w:numPr>
+          <w:ilvl w:val="0"/>
+          <w:numId w:val="10"/>
+        </w:numPr>
+        <w:rPr>
+          <w:rFonts w:ascii="Arial" w:hAnsi="Arial" w:cs="Arial"/>
+        </w:rPr>
+      </w:pPr>
+      <w:r>
+        <w:rPr>
+          <w:rFonts w:ascii="Arial" w:hAnsi="Arial" w:cs="Arial"/>
+        </w:rPr>
+        <w:lastRenderedPageBreak/>
+        <w:t>Critères d'entrée et de sortie</w:t>
+      </w:r>
+    </w:p>
+    <w:p>
+      <w:pPr>
+        <w:rPr>
+          <w:rFonts w:ascii="Arial" w:hAnsi="Arial" w:cs="Arial"/>
+        </w:rPr>
+      </w:pPr>
+      <w:r>
+        <w:rPr>
+          <w:rFonts w:ascii="Arial" w:hAnsi="Arial" w:cs="Arial"/>
+        </w:rPr>
+        <w:t>Critères d'entrée :</w:t>
+      </w:r>
+    </w:p>
+    <w:p>
+      <w:pPr>
+        <w:pStyle w:val="Paragraphedeliste"/>
+        <w:numPr>
+          <w:ilvl w:val="0"/>
+          <w:numId w:val="14"/>
+        </w:numPr>
+        <w:rPr>
+          <w:rFonts w:ascii="Arial" w:hAnsi="Arial" w:cs="Arial"/>
+        </w:rPr>
+      </w:pPr>
+      <w:r>
+        <w:rPr>
+          <w:rFonts w:ascii="Arial" w:hAnsi="Arial" w:cs="Arial"/>
+        </w:rPr>
+        <w:t>L'environnement de test (Docker, Backend, Frontend) est opérationnel (Validé à l'étape 1).</w:t>
+      </w:r>
+    </w:p>
+    <w:p>
+      <w:pPr>
+        <w:pStyle w:val="Paragraphedeliste"/>
+        <w:numPr>
+          <w:ilvl w:val="0"/>
+          <w:numId w:val="14"/>
+        </w:numPr>
+        <w:rPr>
+          <w:rFonts w:ascii="Arial" w:hAnsi="Arial" w:cs="Arial"/>
+        </w:rPr>
+      </w:pPr>
+      <w:r>
+        <w:rPr>
+          <w:rFonts w:ascii="Arial" w:hAnsi="Arial" w:cs="Arial"/>
+        </w:rPr>
+        <w:t>Le journal d'analyse des anomalies est disponible (Validé à l'étape 2).</w:t>
+      </w:r>
+    </w:p>
+    <w:p>
+      <w:pPr>
+        <w:rPr>
+          <w:rFonts w:ascii="Arial" w:hAnsi="Arial" w:cs="Arial"/>
+        </w:rPr>
+      </w:pPr>
+      <w:r>
+        <w:rPr>
+          <w:rFonts w:ascii="Arial" w:hAnsi="Arial" w:cs="Arial"/>
+        </w:rPr>
+        <w:t>Critères de sortie :</w:t>
+      </w:r>
+    </w:p>
+    <w:p>
+      <w:pPr>
+        <w:pStyle w:val="Paragraphedeliste"/>
+        <w:numPr>
+          <w:ilvl w:val="0"/>
+          <w:numId w:val="15"/>
+        </w:numPr>
+        <w:rPr>
+          <w:rFonts w:ascii="Arial" w:hAnsi="Arial" w:cs="Arial"/>
+        </w:rPr>
+      </w:pPr>
+      <w:r>
+        <w:rPr>
+          <w:rFonts w:ascii="Arial" w:hAnsi="Arial" w:cs="Arial"/>
+        </w:rPr>
+        <w:t>100% des cas de tests définis dans le plan de test ont été exécutés.</w:t>
+      </w:r>
+    </w:p>
+    <w:p>
+      <w:pPr>
+        <w:pStyle w:val="Paragraphedeliste"/>
+        <w:numPr>
+          <w:ilvl w:val="0"/>
+          <w:numId w:val="15"/>
+        </w:numPr>
+        <w:rPr>
+          <w:rFonts w:ascii="Arial" w:hAnsi="Arial" w:cs="Arial"/>
+        </w:rPr>
+      </w:pPr>
+      <w:r>
+        <w:rPr>
+          <w:rFonts w:ascii="Arial" w:hAnsi="Arial" w:cs="Arial"/>
+        </w:rPr>
+        <w:t>Toutes les anomalies identifiées ont été confirmées ou infirmées par des preuves d'exécution.</w:t>
+      </w:r>
+    </w:p>
+    <w:p>
+      <w:pPr>
+        <w:pStyle w:val="Paragraphedeliste"/>
+        <w:numPr>
+          <w:ilvl w:val="0"/>
+          <w:numId w:val="15"/>
+        </w:numPr>
+        <w:rPr>
+          <w:rFonts w:ascii="Arial" w:hAnsi="Arial" w:cs="Arial"/>
+        </w:rPr>
+      </w:pPr>
+      <w:r>
+        <w:rPr>
+          <w:rFonts w:ascii="Arial" w:hAnsi="Arial" w:cs="Arial"/>
+        </w:rPr>
+        <w:t>Un rapport final incluant les captures d'écran des succès/échecs est produit.</w:t>
+      </w:r>
+    </w:p>
+    <w:p>
+      <w:pPr>
+        <w:rPr>
+          <w:rFonts w:ascii="Arial" w:hAnsi="Arial" w:cs="Arial"/>
+        </w:rPr>
+      </w:pPr>
+    </w:p>
+    <w:p>
+      <w:pPr>
+        <w:pStyle w:val="Titre2"/>
+        <w:numPr>
+          <w:ilvl w:val="0"/>
+          <w:numId w:val="10"/>
+        </w:numPr>
+        <w:rPr>
+          <w:rFonts w:ascii="Arial" w:hAnsi="Arial" w:cs="Arial"/>
+        </w:rPr>
+      </w:pPr>
+      <w:r>
+        <w:rPr>
+          <w:rFonts w:ascii="Arial" w:hAnsi="Arial" w:cs="Arial"/>
+        </w:rPr>
+        <w:t>Ressources et Environnement</w:t>
+      </w:r>
+    </w:p>
+    <w:p>
+      <w:pPr>
+        <w:rPr>
+          <w:rFonts w:ascii="Arial" w:hAnsi="Arial" w:cs="Arial"/>
+        </w:rPr>
+      </w:pPr>
+      <w:r>
+        <w:rPr>
+          <w:rFonts w:ascii="Arial" w:hAnsi="Arial" w:cs="Arial"/>
+          <w:b/>
+          <w:bCs/>
+        </w:rPr>
+        <w:t>Matériel :</w:t>
+      </w:r>
+      <w:r>
+        <w:rPr>
+          <w:rFonts w:ascii="Arial" w:hAnsi="Arial" w:cs="Arial"/>
+        </w:rPr>
+        <w:t xml:space="preserve"> Poste de travail configuré avec Node.js 20+ et Docker Desktop.</w:t>
+      </w:r>
+    </w:p>
+    <w:p>
+      <w:pPr>
+        <w:rPr>
+          <w:rFonts w:ascii="Arial" w:hAnsi="Arial" w:cs="Arial"/>
           <w:lang w:val="en-US"/>
         </w:rPr>
       </w:pPr>
-      <w:r>
-        <w:rPr>
+      <w:proofErr w:type="spellStart"/>
+      <w:proofErr w:type="gramStart"/>
+      <w:r>
+        <w:rPr>
+          <w:rFonts w:ascii="Arial" w:hAnsi="Arial" w:cs="Arial"/>
           <w:b/>
           <w:bCs/>
           <w:lang w:val="en-US"/>
         </w:rPr>
-        <w:t>Hors périmètre (Out of Scope) :</w:t>
-      </w:r>
-    </w:p>
-    <w:p>
-      <w:pPr>
-        <w:numPr>
-          <w:ilvl w:val="1"/>
-          <w:numId w:val="6"/>
-        </w:numPr>
-        <w:jc w:val="both"/>
-      </w:pPr>
-      <w:r>
-        <w:t>Authentification : Bien que présente dans le code (</w:t>
-      </w:r>
-      <w:proofErr w:type="spellStart"/>
-      <w:r>
-        <w:t>User.ts</w:t>
+        <w:t>Outils</w:t>
       </w:r>
       <w:proofErr w:type="spellEnd"/>
       <w:r>
-        <w:t>), la gestion des sessions n'est pas l'objectif prioritaire de cette phase.</w:t>
-      </w:r>
-    </w:p>
-    <w:p>
-      <w:pPr>
-        <w:numPr>
-          <w:ilvl w:val="1"/>
-          <w:numId w:val="6"/>
-        </w:numPr>
-        <w:jc w:val="both"/>
-      </w:pPr>
-      <w:r>
-        <w:t>Performance : Les tests de charge massive ne sont pas prévus à ce stade.</w:t>
-      </w:r>
-    </w:p>
-    <w:p>
-      <w:pPr>
-        <w:numPr>
-          <w:ilvl w:val="1"/>
-          <w:numId w:val="6"/>
-        </w:numPr>
-        <w:jc w:val="both"/>
-      </w:pPr>
-      <w:r>
-        <w:t>Compatibilité multi-navigateurs complexe (IE11, etc.).</w:t>
-      </w:r>
-    </w:p>
-    <w:p>
-      <w:pPr>
-        <w:jc w:val="both"/>
-        <w:rPr>
+        <w:rPr>
+          <w:rFonts w:ascii="Arial" w:hAnsi="Arial" w:cs="Arial"/>
           <w:b/>
           <w:bCs/>
-        </w:rPr>
-      </w:pPr>
-      <w:r>
-        <w:rPr>
+          <w:lang w:val="en-US"/>
+        </w:rPr>
+        <w:t xml:space="preserve"> :</w:t>
+      </w:r>
+      <w:proofErr w:type="gramEnd"/>
+      <w:r>
+        <w:rPr>
+          <w:rFonts w:ascii="Arial" w:hAnsi="Arial" w:cs="Arial"/>
+          <w:lang w:val="en-US"/>
+        </w:rPr>
+        <w:t xml:space="preserve"> Japa (Backend), Playwright (E2E), Postman (Tests API </w:t>
+      </w:r>
+      <w:proofErr w:type="spellStart"/>
+      <w:r>
+        <w:rPr>
+          <w:rFonts w:ascii="Arial" w:hAnsi="Arial" w:cs="Arial"/>
+          <w:lang w:val="en-US"/>
+        </w:rPr>
+        <w:t>exploratoires</w:t>
+      </w:r>
+      <w:proofErr w:type="spellEnd"/>
+      <w:r>
+        <w:rPr>
+          <w:rFonts w:ascii="Arial" w:hAnsi="Arial" w:cs="Arial"/>
+          <w:lang w:val="en-US"/>
+        </w:rPr>
+        <w:t>).</w:t>
+      </w:r>
+    </w:p>
+    <w:p>
+      <w:pPr>
+        <w:rPr>
+          <w:rFonts w:ascii="Arial" w:hAnsi="Arial" w:cs="Arial"/>
+        </w:rPr>
+      </w:pPr>
+      <w:r>
+        <w:rPr>
+          <w:rFonts w:ascii="Arial" w:hAnsi="Arial" w:cs="Arial"/>
           <w:b/>
           <w:bCs/>
         </w:rPr>
-        <w:t>3. Types de tests prévus</w:t>
-      </w:r>
-    </w:p>
-    <w:p>
-      <w:pPr>
+        <w:t>Données :</w:t>
+      </w:r>
+      <w:r>
+        <w:rPr>
+          <w:rFonts w:ascii="Arial" w:hAnsi="Arial" w:cs="Arial"/>
+        </w:rPr>
+        <w:t xml:space="preserve"> Jeux de données variés incluant des cas limites (caractères spéciaux, descriptions nulles).</w:t>
+      </w:r>
+    </w:p>
+    <w:p>
+      <w:pPr>
+        <w:rPr>
+          <w:rFonts w:ascii="Arial" w:hAnsi="Arial" w:cs="Arial"/>
+        </w:rPr>
+      </w:pPr>
+    </w:p>
+    <w:p>
+      <w:pPr>
+        <w:pStyle w:val="Titre2"/>
         <w:numPr>
           <w:ilvl w:val="0"/>
-          <w:numId w:val="7"/>
+          <w:numId w:val="10"/>
         </w:numPr>
-        <w:jc w:val="both"/>
-      </w:pPr>
-      <w:r>
-        <w:rPr>
+        <w:rPr>
+          <w:rFonts w:ascii="Arial" w:hAnsi="Arial" w:cs="Arial"/>
+        </w:rPr>
+      </w:pPr>
+      <w:r>
+        <w:rPr>
+          <w:rFonts w:ascii="Arial" w:hAnsi="Arial" w:cs="Arial"/>
+        </w:rPr>
+        <w:t>Identification des risques</w:t>
+      </w:r>
+    </w:p>
+    <w:p>
+      <w:pPr>
+        <w:rPr>
+          <w:rFonts w:ascii="Arial" w:hAnsi="Arial" w:cs="Arial"/>
+        </w:rPr>
+      </w:pPr>
+      <w:r>
+        <w:rPr>
+          <w:rFonts w:ascii="Arial" w:hAnsi="Arial" w:cs="Arial"/>
+        </w:rPr>
+        <w:t xml:space="preserve">Les risques potentiels pouvant impacter la qualité ou les délais </w:t>
+      </w:r>
+      <w:proofErr w:type="gramStart"/>
+      <w:r>
+        <w:rPr>
+          <w:rFonts w:ascii="Arial" w:hAnsi="Arial" w:cs="Arial"/>
+        </w:rPr>
+        <w:t>sont:</w:t>
+      </w:r>
+      <w:proofErr w:type="gramEnd"/>
+    </w:p>
+    <w:p>
+      <w:pPr>
+        <w:pStyle w:val="Paragraphedeliste"/>
+        <w:numPr>
+          <w:ilvl w:val="0"/>
+          <w:numId w:val="16"/>
+        </w:numPr>
+        <w:rPr>
+          <w:rFonts w:ascii="Arial" w:hAnsi="Arial" w:cs="Arial"/>
+        </w:rPr>
+      </w:pPr>
+      <w:r>
+        <w:rPr>
+          <w:rFonts w:ascii="Arial" w:hAnsi="Arial" w:cs="Arial"/>
           <w:b/>
           <w:bCs/>
         </w:rPr>
-        <w:t>Tests Unitaires (Backend)</w:t>
-      </w:r>
-      <w:r>
-        <w:t xml:space="preserve"> : Validation isolée de la logique du </w:t>
-      </w:r>
-      <w:proofErr w:type="spellStart"/>
-      <w:r>
-        <w:t>taskValidator</w:t>
-      </w:r>
-      <w:proofErr w:type="spellEnd"/>
-      <w:r>
-        <w:t xml:space="preserve"> et du modèle </w:t>
-      </w:r>
-      <w:proofErr w:type="spellStart"/>
-      <w:r>
-        <w:t>Task</w:t>
-      </w:r>
-      <w:proofErr w:type="spellEnd"/>
-      <w:r>
-        <w:t>.</w:t>
-      </w:r>
-    </w:p>
-    <w:p>
-      <w:pPr>
+        <w:t>Instabilité de la synchronisation (Risque Technique) :</w:t>
+      </w:r>
+      <w:r>
+        <w:rPr>
+          <w:rFonts w:ascii="Arial" w:hAnsi="Arial" w:cs="Arial"/>
+        </w:rPr>
+        <w:t xml:space="preserve"> Le bug de l'ajout optimiste (B-01) peut fausser les résultats des tests automatisés E2E.</w:t>
+      </w:r>
+    </w:p>
+    <w:p>
+      <w:pPr>
+        <w:pStyle w:val="Paragraphedeliste"/>
         <w:numPr>
           <w:ilvl w:val="0"/>
-          <w:numId w:val="7"/>
+          <w:numId w:val="16"/>
         </w:numPr>
-        <w:jc w:val="both"/>
-      </w:pPr>
-      <w:r>
-        <w:rPr>
+        <w:rPr>
+          <w:rFonts w:ascii="Arial" w:hAnsi="Arial" w:cs="Arial"/>
+        </w:rPr>
+      </w:pPr>
+      <w:r>
+        <w:rPr>
+          <w:rFonts w:ascii="Arial" w:hAnsi="Arial" w:cs="Arial"/>
           <w:b/>
           <w:bCs/>
         </w:rPr>
-        <w:t>Tests d'Intégration (API)</w:t>
-      </w:r>
-      <w:r>
-        <w:t xml:space="preserve"> : Vérification des points de terminaison HTTP (GET, POST, PUT, DELETE sur /api/</w:t>
-      </w:r>
-      <w:proofErr w:type="spellStart"/>
-      <w:r>
-        <w:t>tasks</w:t>
-      </w:r>
-      <w:proofErr w:type="spellEnd"/>
-      <w:r>
-        <w:t>) et des réponses de la base de données.</w:t>
-      </w:r>
-    </w:p>
-    <w:p>
-      <w:pPr>
+        <w:t>Blocage par validation erronée (Risque Fonctionnel) :</w:t>
+      </w:r>
+      <w:r>
+        <w:rPr>
+          <w:rFonts w:ascii="Arial" w:hAnsi="Arial" w:cs="Arial"/>
+        </w:rPr>
+        <w:t xml:space="preserve"> L'envoi de priorités incorrectes par le front (B-03) empêche de tester la suite des fonctionnalités de modification.</w:t>
+      </w:r>
+    </w:p>
+    <w:p>
+      <w:pPr>
+        <w:pStyle w:val="Paragraphedeliste"/>
         <w:numPr>
           <w:ilvl w:val="0"/>
-          <w:numId w:val="7"/>
+          <w:numId w:val="16"/>
         </w:numPr>
-        <w:jc w:val="both"/>
-      </w:pPr>
-      <w:r>
-        <w:rPr>
+        <w:rPr>
+          <w:rFonts w:ascii="Arial" w:hAnsi="Arial" w:cs="Arial"/>
+        </w:rPr>
+      </w:pPr>
+      <w:r>
+        <w:rPr>
+          <w:rFonts w:ascii="Arial" w:hAnsi="Arial" w:cs="Arial"/>
           <w:b/>
           <w:bCs/>
         </w:rPr>
-        <w:lastRenderedPageBreak/>
-        <w:t>Tests End-to-End (E2E)</w:t>
-      </w:r>
-      <w:r>
-        <w:t xml:space="preserve"> : Simulation de parcours utilisateurs complets sur le frontend (créer une tâche -&gt; vérifier son apparition -&gt; la modifier -&gt; la supprimer) pour détecter les bugs de synchronisation optimiste.</w:t>
-      </w:r>
-    </w:p>
-    <w:p>
-      <w:pPr>
-        <w:numPr>
-          <w:ilvl w:val="0"/>
-          <w:numId w:val="7"/>
-        </w:numPr>
-        <w:jc w:val="both"/>
-      </w:pPr>
-      <w:r>
-        <w:rPr>
-          <w:b/>
-          <w:bCs/>
-        </w:rPr>
-        <w:t>Tests UI/Ergonomie</w:t>
-      </w:r>
-      <w:r>
-        <w:t xml:space="preserve"> : Vérification manuelle de la cohérence visuelle et des libellés (correction du bug "</w:t>
-      </w:r>
-      <w:proofErr w:type="spellStart"/>
-      <w:r>
-        <w:t>Erreuur</w:t>
-      </w:r>
-      <w:proofErr w:type="spellEnd"/>
-      <w:r>
-        <w:t>").</w:t>
-      </w:r>
-    </w:p>
-    <w:p>
-      <w:pPr>
-        <w:jc w:val="both"/>
-        <w:rPr>
-          <w:b/>
-          <w:bCs/>
-        </w:rPr>
-      </w:pPr>
-      <w:r>
-        <w:rPr>
-          <w:b/>
-          <w:bCs/>
-        </w:rPr>
-        <w:t>4. Ressources</w:t>
-      </w:r>
-    </w:p>
-    <w:p>
-      <w:pPr>
-        <w:numPr>
-          <w:ilvl w:val="0"/>
-          <w:numId w:val="8"/>
-        </w:numPr>
-        <w:jc w:val="both"/>
-      </w:pPr>
-      <w:r>
-        <w:rPr>
-          <w:b/>
-          <w:bCs/>
-        </w:rPr>
-        <w:t>Outils</w:t>
-      </w:r>
-      <w:r>
-        <w:t xml:space="preserve"> :</w:t>
-      </w:r>
-    </w:p>
-    <w:p>
-      <w:pPr>
-        <w:numPr>
-          <w:ilvl w:val="1"/>
-          <w:numId w:val="8"/>
-        </w:numPr>
-        <w:jc w:val="both"/>
-      </w:pPr>
-      <w:r>
-        <w:rPr>
-          <w:b/>
-          <w:bCs/>
-        </w:rPr>
-        <w:t>Backend</w:t>
-      </w:r>
-      <w:r>
-        <w:t xml:space="preserve"> : </w:t>
-      </w:r>
-      <w:proofErr w:type="spellStart"/>
-      <w:r>
-        <w:t>Japa</w:t>
-      </w:r>
-      <w:proofErr w:type="spellEnd"/>
-      <w:r>
-        <w:t xml:space="preserve"> (</w:t>
-      </w:r>
-      <w:proofErr w:type="spellStart"/>
-      <w:r>
-        <w:t>framework</w:t>
-      </w:r>
-      <w:proofErr w:type="spellEnd"/>
-      <w:r>
-        <w:t xml:space="preserve"> de test par défaut d'</w:t>
-      </w:r>
-      <w:proofErr w:type="spellStart"/>
-      <w:r>
-        <w:t>AdonisJS</w:t>
-      </w:r>
-      <w:proofErr w:type="spellEnd"/>
-      <w:r>
-        <w:t>).</w:t>
-      </w:r>
-    </w:p>
-    <w:p>
-      <w:pPr>
-        <w:numPr>
-          <w:ilvl w:val="1"/>
-          <w:numId w:val="8"/>
-        </w:numPr>
-        <w:jc w:val="both"/>
-      </w:pPr>
-      <w:r>
-        <w:rPr>
-          <w:b/>
-          <w:bCs/>
-        </w:rPr>
-        <w:t>Frontend</w:t>
-      </w:r>
-      <w:r>
-        <w:t xml:space="preserve"> : </w:t>
-      </w:r>
-      <w:proofErr w:type="spellStart"/>
-      <w:r>
-        <w:t>Playwright</w:t>
-      </w:r>
-      <w:proofErr w:type="spellEnd"/>
-      <w:r>
-        <w:t xml:space="preserve"> ou </w:t>
-      </w:r>
-      <w:proofErr w:type="spellStart"/>
-      <w:r>
-        <w:t>Cypress</w:t>
-      </w:r>
-      <w:proofErr w:type="spellEnd"/>
-      <w:r>
-        <w:t xml:space="preserve"> pour les tests E2E.</w:t>
-      </w:r>
-    </w:p>
-    <w:p>
-      <w:pPr>
-        <w:numPr>
-          <w:ilvl w:val="1"/>
-          <w:numId w:val="8"/>
-        </w:numPr>
-        <w:jc w:val="both"/>
-      </w:pPr>
-      <w:r>
-        <w:rPr>
-          <w:b/>
-          <w:bCs/>
-        </w:rPr>
-        <w:t>API</w:t>
-      </w:r>
-      <w:r>
-        <w:t xml:space="preserve"> : Postman ou </w:t>
-      </w:r>
-      <w:proofErr w:type="spellStart"/>
-      <w:r>
-        <w:t>Insomnia</w:t>
-      </w:r>
-      <w:proofErr w:type="spellEnd"/>
-      <w:r>
-        <w:t xml:space="preserve"> pour les tests exploratoires manuels.</w:t>
-      </w:r>
-    </w:p>
-    <w:p>
-      <w:pPr>
-        <w:numPr>
-          <w:ilvl w:val="0"/>
-          <w:numId w:val="8"/>
-        </w:numPr>
-        <w:jc w:val="both"/>
-      </w:pPr>
-      <w:r>
-        <w:rPr>
-          <w:b/>
-          <w:bCs/>
-        </w:rPr>
-        <w:t>Environnements</w:t>
-      </w:r>
-      <w:r>
-        <w:t xml:space="preserve"> : Localhost avec base de données de test isolée (SQLite ou MySQL via Docker).</w:t>
-      </w:r>
-    </w:p>
-    <w:p>
-      <w:pPr>
-        <w:numPr>
-          <w:ilvl w:val="0"/>
-          <w:numId w:val="8"/>
-        </w:numPr>
-        <w:jc w:val="both"/>
-      </w:pPr>
-      <w:r>
-        <w:rPr>
-          <w:b/>
-          <w:bCs/>
-        </w:rPr>
-        <w:t>Jeux de données</w:t>
-      </w:r>
-      <w:r>
-        <w:t xml:space="preserve"> : Utilisation de "</w:t>
-      </w:r>
-      <w:proofErr w:type="spellStart"/>
-      <w:r>
-        <w:t>Factories</w:t>
-      </w:r>
-      <w:proofErr w:type="spellEnd"/>
-      <w:r>
-        <w:t>" pour générer des tâches avec des titres longs, des descriptions vides, ou des dates variées.</w:t>
-      </w:r>
-    </w:p>
-    <w:p>
-      <w:pPr>
-        <w:jc w:val="both"/>
-        <w:rPr>
-          <w:b/>
-          <w:bCs/>
-        </w:rPr>
-      </w:pPr>
-      <w:r>
-        <w:rPr>
-          <w:b/>
-          <w:bCs/>
-        </w:rPr>
-        <w:t>5. Risques identifiés</w:t>
-      </w:r>
-    </w:p>
-    <w:p>
-      <w:pPr>
-        <w:numPr>
-          <w:ilvl w:val="0"/>
-          <w:numId w:val="9"/>
-        </w:numPr>
-        <w:jc w:val="both"/>
-      </w:pPr>
-      <w:r>
-        <w:rPr>
-          <w:b/>
-          <w:bCs/>
-        </w:rPr>
-        <w:t>Dépendance API/Front</w:t>
-      </w:r>
-      <w:r>
-        <w:t xml:space="preserve"> : Le bug de mapping de la priorité ("Moyenne" vs "medium") montre que toute modification du backend sans mise à jour du frontend bloque l'application.</w:t>
-      </w:r>
-    </w:p>
-    <w:p>
-      <w:pPr>
-        <w:numPr>
-          <w:ilvl w:val="0"/>
-          <w:numId w:val="9"/>
-        </w:numPr>
-        <w:jc w:val="both"/>
-      </w:pPr>
-      <w:r>
-        <w:rPr>
-          <w:b/>
-          <w:bCs/>
-        </w:rPr>
-        <w:t>Désynchronisation de l'état (State Management)</w:t>
-      </w:r>
-      <w:r>
-        <w:t xml:space="preserve"> : L'implémentation actuelle de l'UI optimiste risque de créer des incohérences si la connexion réseau est instable.</w:t>
-      </w:r>
-    </w:p>
-    <w:p>
-      <w:pPr>
-        <w:numPr>
-          <w:ilvl w:val="0"/>
-          <w:numId w:val="9"/>
-        </w:numPr>
-        <w:jc w:val="both"/>
-      </w:pPr>
-      <w:r>
-        <w:rPr>
-          <w:b/>
-          <w:bCs/>
-        </w:rPr>
-        <w:t>Contraintes de temps</w:t>
-      </w:r>
-      <w:r>
-        <w:t xml:space="preserve"> : Le nombre important d'anomalies intentionnelles nécessite une priorisation stricte des tests sur les fonctionnalités critiques (création/édition).</w:t>
-      </w:r>
-    </w:p>
-    <w:p>
-      <w:pPr>
-        <w:jc w:val="both"/>
-      </w:pPr>
+        <w:t>Dépendances de l'environnement :</w:t>
+      </w:r>
+      <w:r>
+        <w:rPr>
+          <w:rFonts w:ascii="Arial" w:hAnsi="Arial" w:cs="Arial"/>
+        </w:rPr>
+        <w:t xml:space="preserve"> Une indisponibilité du conteneur MySQL Docker bloque instantanément toute l'activité de test.</w:t>
+      </w:r>
     </w:p>
     <w:sectPr>
       <w:pgSz w:w="11906" w:h="16838"/>
@@ -673,6 +1287,95 @@
 <file path=word/numbering.xml><?xml version="1.0" encoding="utf-8"?>
 <w:numbering xmlns:wpc="http://schemas.microsoft.com/office/word/2010/wordprocessingCanvas" xmlns:cx="http://schemas.microsoft.com/office/drawing/2014/chartex" xmlns:cx1="http://schemas.microsoft.com/office/drawing/2015/9/8/chartex" xmlns:cx2="http://schemas.microsoft.com/office/drawing/2015/10/21/chartex" xmlns:cx3="http://schemas.microsoft.com/office/drawing/2016/5/9/chartex" xmlns:cx4="http://schemas.microsoft.com/office/drawing/2016/5/10/chartex" xmlns:cx5="http://schemas.microsoft.com/office/drawing/2016/5/11/chartex" xmlns:cx6="http://schemas.microsoft.com/office/drawing/2016/5/12/chartex" xmlns:cx7="http://schemas.microsoft.com/office/drawing/2016/5/13/chartex" xmlns:cx8="http://schemas.microsoft.com/office/drawing/2016/5/14/chartex" xmlns:mc="http://schemas.openxmlformats.org/markup-compatibility/2006" xmlns:aink="http://schemas.microsoft.com/office/drawing/2016/ink" xmlns:am3d="http://schemas.microsoft.com/office/drawing/2017/model3d" xmlns:o="urn:schemas-microsoft-com:office:office" xmlns:oel="http://schemas.microsoft.com/office/2019/extlst" xmlns:r="http://schemas.openxmlformats.org/officeDocument/2006/relationships" xmlns:m="http://schemas.openxmlformats.org/officeDocument/2006/math" xmlns:v="urn:schemas-microsoft-com:vml" xmlns:wp14="http://schemas.microsoft.com/office/word/2010/wordprocessingDrawing" xmlns:wp="http://schemas.openxmlformats.org/drawingml/2006/wordprocessingDrawing" xmlns:w10="urn:schemas-microsoft-com:office:word" xmlns:w="http://schemas.openxmlformats.org/wordprocessingml/2006/main" xmlns:w14="http://schemas.microsoft.com/office/word/2010/wordml" xmlns:w15="http://schemas.microsoft.com/office/word/2012/wordml" xmlns:w16cex="http://schemas.microsoft.com/office/word/2018/wordml/cex" xmlns:w16cid="http://schemas.microsoft.com/office/word/2016/wordml/cid" xmlns:w16="http://schemas.microsoft.com/office/word/2018/wordml" xmlns:w16sdtdh="http://schemas.microsoft.com/office/word/2020/wordml/sdtdatahash" xmlns:w16se="http://schemas.microsoft.com/office/word/2015/wordml/symex" xmlns:wpg="http://schemas.microsoft.com/office/word/2010/wordprocessingGroup" xmlns:wpi="http://schemas.microsoft.com/office/word/2010/wordprocessingInk" xmlns:wne="http://schemas.microsoft.com/office/word/2006/wordml" xmlns:wps="http://schemas.microsoft.com/office/word/2010/wordprocessingShape" mc:Ignorable="w14 w15 w16se w16cid w16 w16cex w16sdtdh wp14">
   <w:abstractNum w:abstractNumId="0" w15:restartNumberingAfterBreak="0">
+    <w:nsid w:val="0B0B4520"/>
+    <w:multiLevelType w:val="hybridMultilevel"/>
+    <w:tmpl w:val="293651BA"/>
+    <w:lvl w:ilvl="0" w:tplc="100C0019">
+      <w:start w:val="1"/>
+      <w:numFmt w:val="lowerLetter"/>
+      <w:lvlText w:val="%1."/>
+      <w:lvlJc w:val="left"/>
+      <w:pPr>
+        <w:ind w:left="720" w:hanging="360"/>
+      </w:pPr>
+      <w:rPr>
+        <w:rFonts w:hint="default"/>
+      </w:rPr>
+    </w:lvl>
+    <w:lvl w:ilvl="1" w:tplc="100C0019" w:tentative="1">
+      <w:start w:val="1"/>
+      <w:numFmt w:val="lowerLetter"/>
+      <w:lvlText w:val="%2."/>
+      <w:lvlJc w:val="left"/>
+      <w:pPr>
+        <w:ind w:left="1440" w:hanging="360"/>
+      </w:pPr>
+    </w:lvl>
+    <w:lvl w:ilvl="2" w:tplc="100C001B" w:tentative="1">
+      <w:start w:val="1"/>
+      <w:numFmt w:val="lowerRoman"/>
+      <w:lvlText w:val="%3."/>
+      <w:lvlJc w:val="right"/>
+      <w:pPr>
+        <w:ind w:left="2160" w:hanging="180"/>
+      </w:pPr>
+    </w:lvl>
+    <w:lvl w:ilvl="3" w:tplc="100C000F" w:tentative="1">
+      <w:start w:val="1"/>
+      <w:numFmt w:val="decimal"/>
+      <w:lvlText w:val="%4."/>
+      <w:lvlJc w:val="left"/>
+      <w:pPr>
+        <w:ind w:left="2880" w:hanging="360"/>
+      </w:pPr>
+    </w:lvl>
+    <w:lvl w:ilvl="4" w:tplc="100C0019" w:tentative="1">
+      <w:start w:val="1"/>
+      <w:numFmt w:val="lowerLetter"/>
+      <w:lvlText w:val="%5."/>
+      <w:lvlJc w:val="left"/>
+      <w:pPr>
+        <w:ind w:left="3600" w:hanging="360"/>
+      </w:pPr>
+    </w:lvl>
+    <w:lvl w:ilvl="5" w:tplc="100C001B" w:tentative="1">
+      <w:start w:val="1"/>
+      <w:numFmt w:val="lowerRoman"/>
+      <w:lvlText w:val="%6."/>
+      <w:lvlJc w:val="right"/>
+      <w:pPr>
+        <w:ind w:left="4320" w:hanging="180"/>
+      </w:pPr>
+    </w:lvl>
+    <w:lvl w:ilvl="6" w:tplc="100C000F" w:tentative="1">
+      <w:start w:val="1"/>
+      <w:numFmt w:val="decimal"/>
+      <w:lvlText w:val="%7."/>
+      <w:lvlJc w:val="left"/>
+      <w:pPr>
+        <w:ind w:left="5040" w:hanging="360"/>
+      </w:pPr>
+    </w:lvl>
+    <w:lvl w:ilvl="7" w:tplc="100C0019" w:tentative="1">
+      <w:start w:val="1"/>
+      <w:numFmt w:val="lowerLetter"/>
+      <w:lvlText w:val="%8."/>
+      <w:lvlJc w:val="left"/>
+      <w:pPr>
+        <w:ind w:left="5760" w:hanging="360"/>
+      </w:pPr>
+    </w:lvl>
+    <w:lvl w:ilvl="8" w:tplc="100C001B" w:tentative="1">
+      <w:start w:val="1"/>
+      <w:numFmt w:val="lowerRoman"/>
+      <w:lvlText w:val="%9."/>
+      <w:lvlJc w:val="right"/>
+      <w:pPr>
+        <w:ind w:left="6480" w:hanging="180"/>
+      </w:pPr>
+    </w:lvl>
+  </w:abstractNum>
+  <w:abstractNum w:abstractNumId="1" w15:restartNumberingAfterBreak="0">
     <w:nsid w:val="0C1B1800"/>
     <w:multiLevelType w:val="hybridMultilevel"/>
     <w:tmpl w:val="B2B2EC7A"/>
@@ -761,7 +1464,7 @@
       </w:pPr>
     </w:lvl>
   </w:abstractNum>
-  <w:abstractNum w:abstractNumId="1" w15:restartNumberingAfterBreak="0">
+  <w:abstractNum w:abstractNumId="2" w15:restartNumberingAfterBreak="0">
     <w:nsid w:val="0CE42CF0"/>
     <w:multiLevelType w:val="multilevel"/>
     <w:tmpl w:val="471208F0"/>
@@ -910,7 +1613,7 @@
       </w:rPr>
     </w:lvl>
   </w:abstractNum>
-  <w:abstractNum w:abstractNumId="2" w15:restartNumberingAfterBreak="0">
+  <w:abstractNum w:abstractNumId="3" w15:restartNumberingAfterBreak="0">
     <w:nsid w:val="0CFF485A"/>
     <w:multiLevelType w:val="multilevel"/>
     <w:tmpl w:val="AC025FAA"/>
@@ -1059,7 +1762,274 @@
       </w:rPr>
     </w:lvl>
   </w:abstractNum>
-  <w:abstractNum w:abstractNumId="3" w15:restartNumberingAfterBreak="0">
+  <w:abstractNum w:abstractNumId="4" w15:restartNumberingAfterBreak="0">
+    <w:nsid w:val="11731CB0"/>
+    <w:multiLevelType w:val="hybridMultilevel"/>
+    <w:tmpl w:val="3F669AD4"/>
+    <w:lvl w:ilvl="0" w:tplc="100C0019">
+      <w:start w:val="1"/>
+      <w:numFmt w:val="lowerLetter"/>
+      <w:lvlText w:val="%1."/>
+      <w:lvlJc w:val="left"/>
+      <w:pPr>
+        <w:ind w:left="720" w:hanging="360"/>
+      </w:pPr>
+      <w:rPr>
+        <w:rFonts w:hint="default"/>
+      </w:rPr>
+    </w:lvl>
+    <w:lvl w:ilvl="1" w:tplc="100C0019" w:tentative="1">
+      <w:start w:val="1"/>
+      <w:numFmt w:val="lowerLetter"/>
+      <w:lvlText w:val="%2."/>
+      <w:lvlJc w:val="left"/>
+      <w:pPr>
+        <w:ind w:left="1440" w:hanging="360"/>
+      </w:pPr>
+    </w:lvl>
+    <w:lvl w:ilvl="2" w:tplc="100C001B" w:tentative="1">
+      <w:start w:val="1"/>
+      <w:numFmt w:val="lowerRoman"/>
+      <w:lvlText w:val="%3."/>
+      <w:lvlJc w:val="right"/>
+      <w:pPr>
+        <w:ind w:left="2160" w:hanging="180"/>
+      </w:pPr>
+    </w:lvl>
+    <w:lvl w:ilvl="3" w:tplc="100C000F" w:tentative="1">
+      <w:start w:val="1"/>
+      <w:numFmt w:val="decimal"/>
+      <w:lvlText w:val="%4."/>
+      <w:lvlJc w:val="left"/>
+      <w:pPr>
+        <w:ind w:left="2880" w:hanging="360"/>
+      </w:pPr>
+    </w:lvl>
+    <w:lvl w:ilvl="4" w:tplc="100C0019" w:tentative="1">
+      <w:start w:val="1"/>
+      <w:numFmt w:val="lowerLetter"/>
+      <w:lvlText w:val="%5."/>
+      <w:lvlJc w:val="left"/>
+      <w:pPr>
+        <w:ind w:left="3600" w:hanging="360"/>
+      </w:pPr>
+    </w:lvl>
+    <w:lvl w:ilvl="5" w:tplc="100C001B" w:tentative="1">
+      <w:start w:val="1"/>
+      <w:numFmt w:val="lowerRoman"/>
+      <w:lvlText w:val="%6."/>
+      <w:lvlJc w:val="right"/>
+      <w:pPr>
+        <w:ind w:left="4320" w:hanging="180"/>
+      </w:pPr>
+    </w:lvl>
+    <w:lvl w:ilvl="6" w:tplc="100C000F" w:tentative="1">
+      <w:start w:val="1"/>
+      <w:numFmt w:val="decimal"/>
+      <w:lvlText w:val="%7."/>
+      <w:lvlJc w:val="left"/>
+      <w:pPr>
+        <w:ind w:left="5040" w:hanging="360"/>
+      </w:pPr>
+    </w:lvl>
+    <w:lvl w:ilvl="7" w:tplc="100C0019" w:tentative="1">
+      <w:start w:val="1"/>
+      <w:numFmt w:val="lowerLetter"/>
+      <w:lvlText w:val="%8."/>
+      <w:lvlJc w:val="left"/>
+      <w:pPr>
+        <w:ind w:left="5760" w:hanging="360"/>
+      </w:pPr>
+    </w:lvl>
+    <w:lvl w:ilvl="8" w:tplc="100C001B" w:tentative="1">
+      <w:start w:val="1"/>
+      <w:numFmt w:val="lowerRoman"/>
+      <w:lvlText w:val="%9."/>
+      <w:lvlJc w:val="right"/>
+      <w:pPr>
+        <w:ind w:left="6480" w:hanging="180"/>
+      </w:pPr>
+    </w:lvl>
+  </w:abstractNum>
+  <w:abstractNum w:abstractNumId="5" w15:restartNumberingAfterBreak="0">
+    <w:nsid w:val="142753A1"/>
+    <w:multiLevelType w:val="hybridMultilevel"/>
+    <w:tmpl w:val="B2F4DD82"/>
+    <w:lvl w:ilvl="0" w:tplc="100C0019">
+      <w:start w:val="1"/>
+      <w:numFmt w:val="lowerLetter"/>
+      <w:lvlText w:val="%1."/>
+      <w:lvlJc w:val="left"/>
+      <w:pPr>
+        <w:ind w:left="720" w:hanging="360"/>
+      </w:pPr>
+      <w:rPr>
+        <w:rFonts w:hint="default"/>
+      </w:rPr>
+    </w:lvl>
+    <w:lvl w:ilvl="1" w:tplc="100C0019" w:tentative="1">
+      <w:start w:val="1"/>
+      <w:numFmt w:val="lowerLetter"/>
+      <w:lvlText w:val="%2."/>
+      <w:lvlJc w:val="left"/>
+      <w:pPr>
+        <w:ind w:left="1440" w:hanging="360"/>
+      </w:pPr>
+    </w:lvl>
+    <w:lvl w:ilvl="2" w:tplc="100C001B" w:tentative="1">
+      <w:start w:val="1"/>
+      <w:numFmt w:val="lowerRoman"/>
+      <w:lvlText w:val="%3."/>
+      <w:lvlJc w:val="right"/>
+      <w:pPr>
+        <w:ind w:left="2160" w:hanging="180"/>
+      </w:pPr>
+    </w:lvl>
+    <w:lvl w:ilvl="3" w:tplc="100C000F" w:tentative="1">
+      <w:start w:val="1"/>
+      <w:numFmt w:val="decimal"/>
+      <w:lvlText w:val="%4."/>
+      <w:lvlJc w:val="left"/>
+      <w:pPr>
+        <w:ind w:left="2880" w:hanging="360"/>
+      </w:pPr>
+    </w:lvl>
+    <w:lvl w:ilvl="4" w:tplc="100C0019" w:tentative="1">
+      <w:start w:val="1"/>
+      <w:numFmt w:val="lowerLetter"/>
+      <w:lvlText w:val="%5."/>
+      <w:lvlJc w:val="left"/>
+      <w:pPr>
+        <w:ind w:left="3600" w:hanging="360"/>
+      </w:pPr>
+    </w:lvl>
+    <w:lvl w:ilvl="5" w:tplc="100C001B" w:tentative="1">
+      <w:start w:val="1"/>
+      <w:numFmt w:val="lowerRoman"/>
+      <w:lvlText w:val="%6."/>
+      <w:lvlJc w:val="right"/>
+      <w:pPr>
+        <w:ind w:left="4320" w:hanging="180"/>
+      </w:pPr>
+    </w:lvl>
+    <w:lvl w:ilvl="6" w:tplc="100C000F" w:tentative="1">
+      <w:start w:val="1"/>
+      <w:numFmt w:val="decimal"/>
+      <w:lvlText w:val="%7."/>
+      <w:lvlJc w:val="left"/>
+      <w:pPr>
+        <w:ind w:left="5040" w:hanging="360"/>
+      </w:pPr>
+    </w:lvl>
+    <w:lvl w:ilvl="7" w:tplc="100C0019" w:tentative="1">
+      <w:start w:val="1"/>
+      <w:numFmt w:val="lowerLetter"/>
+      <w:lvlText w:val="%8."/>
+      <w:lvlJc w:val="left"/>
+      <w:pPr>
+        <w:ind w:left="5760" w:hanging="360"/>
+      </w:pPr>
+    </w:lvl>
+    <w:lvl w:ilvl="8" w:tplc="100C001B" w:tentative="1">
+      <w:start w:val="1"/>
+      <w:numFmt w:val="lowerRoman"/>
+      <w:lvlText w:val="%9."/>
+      <w:lvlJc w:val="right"/>
+      <w:pPr>
+        <w:ind w:left="6480" w:hanging="180"/>
+      </w:pPr>
+    </w:lvl>
+  </w:abstractNum>
+  <w:abstractNum w:abstractNumId="6" w15:restartNumberingAfterBreak="0">
+    <w:nsid w:val="1C297DEA"/>
+    <w:multiLevelType w:val="hybridMultilevel"/>
+    <w:tmpl w:val="684CA2FC"/>
+    <w:lvl w:ilvl="0" w:tplc="100C000F">
+      <w:start w:val="1"/>
+      <w:numFmt w:val="decimal"/>
+      <w:lvlText w:val="%1."/>
+      <w:lvlJc w:val="left"/>
+      <w:pPr>
+        <w:ind w:left="720" w:hanging="360"/>
+      </w:pPr>
+      <w:rPr>
+        <w:rFonts w:hint="default"/>
+      </w:rPr>
+    </w:lvl>
+    <w:lvl w:ilvl="1" w:tplc="100C0019" w:tentative="1">
+      <w:start w:val="1"/>
+      <w:numFmt w:val="lowerLetter"/>
+      <w:lvlText w:val="%2."/>
+      <w:lvlJc w:val="left"/>
+      <w:pPr>
+        <w:ind w:left="1440" w:hanging="360"/>
+      </w:pPr>
+    </w:lvl>
+    <w:lvl w:ilvl="2" w:tplc="100C001B" w:tentative="1">
+      <w:start w:val="1"/>
+      <w:numFmt w:val="lowerRoman"/>
+      <w:lvlText w:val="%3."/>
+      <w:lvlJc w:val="right"/>
+      <w:pPr>
+        <w:ind w:left="2160" w:hanging="180"/>
+      </w:pPr>
+    </w:lvl>
+    <w:lvl w:ilvl="3" w:tplc="100C000F" w:tentative="1">
+      <w:start w:val="1"/>
+      <w:numFmt w:val="decimal"/>
+      <w:lvlText w:val="%4."/>
+      <w:lvlJc w:val="left"/>
+      <w:pPr>
+        <w:ind w:left="2880" w:hanging="360"/>
+      </w:pPr>
+    </w:lvl>
+    <w:lvl w:ilvl="4" w:tplc="100C0019" w:tentative="1">
+      <w:start w:val="1"/>
+      <w:numFmt w:val="lowerLetter"/>
+      <w:lvlText w:val="%5."/>
+      <w:lvlJc w:val="left"/>
+      <w:pPr>
+        <w:ind w:left="3600" w:hanging="360"/>
+      </w:pPr>
+    </w:lvl>
+    <w:lvl w:ilvl="5" w:tplc="100C001B" w:tentative="1">
+      <w:start w:val="1"/>
+      <w:numFmt w:val="lowerRoman"/>
+      <w:lvlText w:val="%6."/>
+      <w:lvlJc w:val="right"/>
+      <w:pPr>
+        <w:ind w:left="4320" w:hanging="180"/>
+      </w:pPr>
+    </w:lvl>
+    <w:lvl w:ilvl="6" w:tplc="100C000F" w:tentative="1">
+      <w:start w:val="1"/>
+      <w:numFmt w:val="decimal"/>
+      <w:lvlText w:val="%7."/>
+      <w:lvlJc w:val="left"/>
+      <w:pPr>
+        <w:ind w:left="5040" w:hanging="360"/>
+      </w:pPr>
+    </w:lvl>
+    <w:lvl w:ilvl="7" w:tplc="100C0019" w:tentative="1">
+      <w:start w:val="1"/>
+      <w:numFmt w:val="lowerLetter"/>
+      <w:lvlText w:val="%8."/>
+      <w:lvlJc w:val="left"/>
+      <w:pPr>
+        <w:ind w:left="5760" w:hanging="360"/>
+      </w:pPr>
+    </w:lvl>
+    <w:lvl w:ilvl="8" w:tplc="100C001B" w:tentative="1">
+      <w:start w:val="1"/>
+      <w:numFmt w:val="lowerRoman"/>
+      <w:lvlText w:val="%9."/>
+      <w:lvlJc w:val="right"/>
+      <w:pPr>
+        <w:ind w:left="6480" w:hanging="180"/>
+      </w:pPr>
+    </w:lvl>
+  </w:abstractNum>
+  <w:abstractNum w:abstractNumId="7" w15:restartNumberingAfterBreak="0">
     <w:nsid w:val="231056B7"/>
     <w:multiLevelType w:val="hybridMultilevel"/>
     <w:tmpl w:val="F6607708"/>
@@ -1172,7 +2142,96 @@
       </w:rPr>
     </w:lvl>
   </w:abstractNum>
-  <w:abstractNum w:abstractNumId="4" w15:restartNumberingAfterBreak="0">
+  <w:abstractNum w:abstractNumId="8" w15:restartNumberingAfterBreak="0">
+    <w:nsid w:val="2F6270BB"/>
+    <w:multiLevelType w:val="hybridMultilevel"/>
+    <w:tmpl w:val="15A60696"/>
+    <w:lvl w:ilvl="0" w:tplc="100C0019">
+      <w:start w:val="1"/>
+      <w:numFmt w:val="lowerLetter"/>
+      <w:lvlText w:val="%1."/>
+      <w:lvlJc w:val="left"/>
+      <w:pPr>
+        <w:ind w:left="720" w:hanging="360"/>
+      </w:pPr>
+      <w:rPr>
+        <w:rFonts w:hint="default"/>
+      </w:rPr>
+    </w:lvl>
+    <w:lvl w:ilvl="1" w:tplc="100C0019">
+      <w:start w:val="1"/>
+      <w:numFmt w:val="lowerLetter"/>
+      <w:lvlText w:val="%2."/>
+      <w:lvlJc w:val="left"/>
+      <w:pPr>
+        <w:ind w:left="1440" w:hanging="360"/>
+      </w:pPr>
+    </w:lvl>
+    <w:lvl w:ilvl="2" w:tplc="100C001B" w:tentative="1">
+      <w:start w:val="1"/>
+      <w:numFmt w:val="lowerRoman"/>
+      <w:lvlText w:val="%3."/>
+      <w:lvlJc w:val="right"/>
+      <w:pPr>
+        <w:ind w:left="2160" w:hanging="180"/>
+      </w:pPr>
+    </w:lvl>
+    <w:lvl w:ilvl="3" w:tplc="100C000F" w:tentative="1">
+      <w:start w:val="1"/>
+      <w:numFmt w:val="decimal"/>
+      <w:lvlText w:val="%4."/>
+      <w:lvlJc w:val="left"/>
+      <w:pPr>
+        <w:ind w:left="2880" w:hanging="360"/>
+      </w:pPr>
+    </w:lvl>
+    <w:lvl w:ilvl="4" w:tplc="100C0019" w:tentative="1">
+      <w:start w:val="1"/>
+      <w:numFmt w:val="lowerLetter"/>
+      <w:lvlText w:val="%5."/>
+      <w:lvlJc w:val="left"/>
+      <w:pPr>
+        <w:ind w:left="3600" w:hanging="360"/>
+      </w:pPr>
+    </w:lvl>
+    <w:lvl w:ilvl="5" w:tplc="100C001B" w:tentative="1">
+      <w:start w:val="1"/>
+      <w:numFmt w:val="lowerRoman"/>
+      <w:lvlText w:val="%6."/>
+      <w:lvlJc w:val="right"/>
+      <w:pPr>
+        <w:ind w:left="4320" w:hanging="180"/>
+      </w:pPr>
+    </w:lvl>
+    <w:lvl w:ilvl="6" w:tplc="100C000F" w:tentative="1">
+      <w:start w:val="1"/>
+      <w:numFmt w:val="decimal"/>
+      <w:lvlText w:val="%7."/>
+      <w:lvlJc w:val="left"/>
+      <w:pPr>
+        <w:ind w:left="5040" w:hanging="360"/>
+      </w:pPr>
+    </w:lvl>
+    <w:lvl w:ilvl="7" w:tplc="100C0019" w:tentative="1">
+      <w:start w:val="1"/>
+      <w:numFmt w:val="lowerLetter"/>
+      <w:lvlText w:val="%8."/>
+      <w:lvlJc w:val="left"/>
+      <w:pPr>
+        <w:ind w:left="5760" w:hanging="360"/>
+      </w:pPr>
+    </w:lvl>
+    <w:lvl w:ilvl="8" w:tplc="100C001B" w:tentative="1">
+      <w:start w:val="1"/>
+      <w:numFmt w:val="lowerRoman"/>
+      <w:lvlText w:val="%9."/>
+      <w:lvlJc w:val="right"/>
+      <w:pPr>
+        <w:ind w:left="6480" w:hanging="180"/>
+      </w:pPr>
+    </w:lvl>
+  </w:abstractNum>
+  <w:abstractNum w:abstractNumId="9" w15:restartNumberingAfterBreak="0">
     <w:nsid w:val="32F6453F"/>
     <w:multiLevelType w:val="multilevel"/>
     <w:tmpl w:val="683E7FE6"/>
@@ -1285,7 +2344,7 @@
       </w:pPr>
     </w:lvl>
   </w:abstractNum>
-  <w:abstractNum w:abstractNumId="5" w15:restartNumberingAfterBreak="0">
+  <w:abstractNum w:abstractNumId="10" w15:restartNumberingAfterBreak="0">
     <w:nsid w:val="345F6DA0"/>
     <w:multiLevelType w:val="hybridMultilevel"/>
     <w:tmpl w:val="7786DCB4"/>
@@ -1374,7 +2433,7 @@
       </w:pPr>
     </w:lvl>
   </w:abstractNum>
-  <w:abstractNum w:abstractNumId="6" w15:restartNumberingAfterBreak="0">
+  <w:abstractNum w:abstractNumId="11" w15:restartNumberingAfterBreak="0">
     <w:nsid w:val="3E4C33EF"/>
     <w:multiLevelType w:val="multilevel"/>
     <w:tmpl w:val="2D08DFD8"/>
@@ -1523,7 +2582,7 @@
       </w:rPr>
     </w:lvl>
   </w:abstractNum>
-  <w:abstractNum w:abstractNumId="7" w15:restartNumberingAfterBreak="0">
+  <w:abstractNum w:abstractNumId="12" w15:restartNumberingAfterBreak="0">
     <w:nsid w:val="49C12401"/>
     <w:multiLevelType w:val="multilevel"/>
     <w:tmpl w:val="CBD8D6CA"/>
@@ -1672,7 +2731,7 @@
       </w:rPr>
     </w:lvl>
   </w:abstractNum>
-  <w:abstractNum w:abstractNumId="8" w15:restartNumberingAfterBreak="0">
+  <w:abstractNum w:abstractNumId="13" w15:restartNumberingAfterBreak="0">
     <w:nsid w:val="565422E4"/>
     <w:multiLevelType w:val="multilevel"/>
     <w:tmpl w:val="7D6AA7D6"/>
@@ -1821,32 +2880,231 @@
       </w:rPr>
     </w:lvl>
   </w:abstractNum>
+  <w:abstractNum w:abstractNumId="14" w15:restartNumberingAfterBreak="0">
+    <w:nsid w:val="711E5E19"/>
+    <w:multiLevelType w:val="hybridMultilevel"/>
+    <w:tmpl w:val="9D7646A4"/>
+    <w:lvl w:ilvl="0" w:tplc="100C0019">
+      <w:start w:val="1"/>
+      <w:numFmt w:val="lowerLetter"/>
+      <w:lvlText w:val="%1."/>
+      <w:lvlJc w:val="left"/>
+      <w:pPr>
+        <w:ind w:left="720" w:hanging="360"/>
+      </w:pPr>
+      <w:rPr>
+        <w:rFonts w:hint="default"/>
+      </w:rPr>
+    </w:lvl>
+    <w:lvl w:ilvl="1" w:tplc="100C0019" w:tentative="1">
+      <w:start w:val="1"/>
+      <w:numFmt w:val="lowerLetter"/>
+      <w:lvlText w:val="%2."/>
+      <w:lvlJc w:val="left"/>
+      <w:pPr>
+        <w:ind w:left="1440" w:hanging="360"/>
+      </w:pPr>
+    </w:lvl>
+    <w:lvl w:ilvl="2" w:tplc="100C001B" w:tentative="1">
+      <w:start w:val="1"/>
+      <w:numFmt w:val="lowerRoman"/>
+      <w:lvlText w:val="%3."/>
+      <w:lvlJc w:val="right"/>
+      <w:pPr>
+        <w:ind w:left="2160" w:hanging="180"/>
+      </w:pPr>
+    </w:lvl>
+    <w:lvl w:ilvl="3" w:tplc="100C000F" w:tentative="1">
+      <w:start w:val="1"/>
+      <w:numFmt w:val="decimal"/>
+      <w:lvlText w:val="%4."/>
+      <w:lvlJc w:val="left"/>
+      <w:pPr>
+        <w:ind w:left="2880" w:hanging="360"/>
+      </w:pPr>
+    </w:lvl>
+    <w:lvl w:ilvl="4" w:tplc="100C0019" w:tentative="1">
+      <w:start w:val="1"/>
+      <w:numFmt w:val="lowerLetter"/>
+      <w:lvlText w:val="%5."/>
+      <w:lvlJc w:val="left"/>
+      <w:pPr>
+        <w:ind w:left="3600" w:hanging="360"/>
+      </w:pPr>
+    </w:lvl>
+    <w:lvl w:ilvl="5" w:tplc="100C001B" w:tentative="1">
+      <w:start w:val="1"/>
+      <w:numFmt w:val="lowerRoman"/>
+      <w:lvlText w:val="%6."/>
+      <w:lvlJc w:val="right"/>
+      <w:pPr>
+        <w:ind w:left="4320" w:hanging="180"/>
+      </w:pPr>
+    </w:lvl>
+    <w:lvl w:ilvl="6" w:tplc="100C000F" w:tentative="1">
+      <w:start w:val="1"/>
+      <w:numFmt w:val="decimal"/>
+      <w:lvlText w:val="%7."/>
+      <w:lvlJc w:val="left"/>
+      <w:pPr>
+        <w:ind w:left="5040" w:hanging="360"/>
+      </w:pPr>
+    </w:lvl>
+    <w:lvl w:ilvl="7" w:tplc="100C0019" w:tentative="1">
+      <w:start w:val="1"/>
+      <w:numFmt w:val="lowerLetter"/>
+      <w:lvlText w:val="%8."/>
+      <w:lvlJc w:val="left"/>
+      <w:pPr>
+        <w:ind w:left="5760" w:hanging="360"/>
+      </w:pPr>
+    </w:lvl>
+    <w:lvl w:ilvl="8" w:tplc="100C001B" w:tentative="1">
+      <w:start w:val="1"/>
+      <w:numFmt w:val="lowerRoman"/>
+      <w:lvlText w:val="%9."/>
+      <w:lvlJc w:val="right"/>
+      <w:pPr>
+        <w:ind w:left="6480" w:hanging="180"/>
+      </w:pPr>
+    </w:lvl>
+  </w:abstractNum>
+  <w:abstractNum w:abstractNumId="15" w15:restartNumberingAfterBreak="0">
+    <w:nsid w:val="7FAB1D62"/>
+    <w:multiLevelType w:val="hybridMultilevel"/>
+    <w:tmpl w:val="660402EC"/>
+    <w:lvl w:ilvl="0" w:tplc="100C0019">
+      <w:start w:val="1"/>
+      <w:numFmt w:val="lowerLetter"/>
+      <w:lvlText w:val="%1."/>
+      <w:lvlJc w:val="left"/>
+      <w:pPr>
+        <w:ind w:left="720" w:hanging="360"/>
+      </w:pPr>
+      <w:rPr>
+        <w:rFonts w:hint="default"/>
+      </w:rPr>
+    </w:lvl>
+    <w:lvl w:ilvl="1" w:tplc="100C0019" w:tentative="1">
+      <w:start w:val="1"/>
+      <w:numFmt w:val="lowerLetter"/>
+      <w:lvlText w:val="%2."/>
+      <w:lvlJc w:val="left"/>
+      <w:pPr>
+        <w:ind w:left="1440" w:hanging="360"/>
+      </w:pPr>
+    </w:lvl>
+    <w:lvl w:ilvl="2" w:tplc="100C001B" w:tentative="1">
+      <w:start w:val="1"/>
+      <w:numFmt w:val="lowerRoman"/>
+      <w:lvlText w:val="%3."/>
+      <w:lvlJc w:val="right"/>
+      <w:pPr>
+        <w:ind w:left="2160" w:hanging="180"/>
+      </w:pPr>
+    </w:lvl>
+    <w:lvl w:ilvl="3" w:tplc="100C000F" w:tentative="1">
+      <w:start w:val="1"/>
+      <w:numFmt w:val="decimal"/>
+      <w:lvlText w:val="%4."/>
+      <w:lvlJc w:val="left"/>
+      <w:pPr>
+        <w:ind w:left="2880" w:hanging="360"/>
+      </w:pPr>
+    </w:lvl>
+    <w:lvl w:ilvl="4" w:tplc="100C0019" w:tentative="1">
+      <w:start w:val="1"/>
+      <w:numFmt w:val="lowerLetter"/>
+      <w:lvlText w:val="%5."/>
+      <w:lvlJc w:val="left"/>
+      <w:pPr>
+        <w:ind w:left="3600" w:hanging="360"/>
+      </w:pPr>
+    </w:lvl>
+    <w:lvl w:ilvl="5" w:tplc="100C001B" w:tentative="1">
+      <w:start w:val="1"/>
+      <w:numFmt w:val="lowerRoman"/>
+      <w:lvlText w:val="%6."/>
+      <w:lvlJc w:val="right"/>
+      <w:pPr>
+        <w:ind w:left="4320" w:hanging="180"/>
+      </w:pPr>
+    </w:lvl>
+    <w:lvl w:ilvl="6" w:tplc="100C000F" w:tentative="1">
+      <w:start w:val="1"/>
+      <w:numFmt w:val="decimal"/>
+      <w:lvlText w:val="%7."/>
+      <w:lvlJc w:val="left"/>
+      <w:pPr>
+        <w:ind w:left="5040" w:hanging="360"/>
+      </w:pPr>
+    </w:lvl>
+    <w:lvl w:ilvl="7" w:tplc="100C0019" w:tentative="1">
+      <w:start w:val="1"/>
+      <w:numFmt w:val="lowerLetter"/>
+      <w:lvlText w:val="%8."/>
+      <w:lvlJc w:val="left"/>
+      <w:pPr>
+        <w:ind w:left="5760" w:hanging="360"/>
+      </w:pPr>
+    </w:lvl>
+    <w:lvl w:ilvl="8" w:tplc="100C001B" w:tentative="1">
+      <w:start w:val="1"/>
+      <w:numFmt w:val="lowerRoman"/>
+      <w:lvlText w:val="%9."/>
+      <w:lvlJc w:val="right"/>
+      <w:pPr>
+        <w:ind w:left="6480" w:hanging="180"/>
+      </w:pPr>
+    </w:lvl>
+  </w:abstractNum>
   <w:num w:numId="1" w16cid:durableId="1117605861">
-    <w:abstractNumId w:val="0"/>
+    <w:abstractNumId w:val="1"/>
   </w:num>
   <w:num w:numId="2" w16cid:durableId="1751342210">
+    <w:abstractNumId w:val="10"/>
+  </w:num>
+  <w:num w:numId="3" w16cid:durableId="1614558261">
+    <w:abstractNumId w:val="7"/>
+  </w:num>
+  <w:num w:numId="4" w16cid:durableId="141625887">
+    <w:abstractNumId w:val="9"/>
+  </w:num>
+  <w:num w:numId="5" w16cid:durableId="1006131564">
+    <w:abstractNumId w:val="3"/>
+  </w:num>
+  <w:num w:numId="6" w16cid:durableId="821386414">
+    <w:abstractNumId w:val="13"/>
+  </w:num>
+  <w:num w:numId="7" w16cid:durableId="63767329">
+    <w:abstractNumId w:val="11"/>
+  </w:num>
+  <w:num w:numId="8" w16cid:durableId="1354066620">
+    <w:abstractNumId w:val="12"/>
+  </w:num>
+  <w:num w:numId="9" w16cid:durableId="785124398">
+    <w:abstractNumId w:val="2"/>
+  </w:num>
+  <w:num w:numId="10" w16cid:durableId="2145732974">
+    <w:abstractNumId w:val="6"/>
+  </w:num>
+  <w:num w:numId="11" w16cid:durableId="1543713592">
+    <w:abstractNumId w:val="15"/>
+  </w:num>
+  <w:num w:numId="12" w16cid:durableId="1930263987">
+    <w:abstractNumId w:val="8"/>
+  </w:num>
+  <w:num w:numId="13" w16cid:durableId="335227500">
+    <w:abstractNumId w:val="4"/>
+  </w:num>
+  <w:num w:numId="14" w16cid:durableId="2129157001">
     <w:abstractNumId w:val="5"/>
   </w:num>
-  <w:num w:numId="3" w16cid:durableId="1614558261">
-    <w:abstractNumId w:val="3"/>
+  <w:num w:numId="15" w16cid:durableId="1799058708">
+    <w:abstractNumId w:val="14"/>
   </w:num>
-  <w:num w:numId="4" w16cid:durableId="141625887">
-    <w:abstractNumId w:val="4"/>
-  </w:num>
-  <w:num w:numId="5" w16cid:durableId="1006131564">
-    <w:abstractNumId w:val="2"/>
-  </w:num>
-  <w:num w:numId="6" w16cid:durableId="821386414">
-    <w:abstractNumId w:val="8"/>
-  </w:num>
-  <w:num w:numId="7" w16cid:durableId="63767329">
-    <w:abstractNumId w:val="6"/>
-  </w:num>
-  <w:num w:numId="8" w16cid:durableId="1354066620">
-    <w:abstractNumId w:val="7"/>
-  </w:num>
-  <w:num w:numId="9" w16cid:durableId="785124398">
-    <w:abstractNumId w:val="1"/>
+  <w:num w:numId="16" w16cid:durableId="901060949">
+    <w:abstractNumId w:val="0"/>
   </w:num>
 </w:numbering>
 </file>
